--- a/Documents/Level II - Malice at McGuire/Chat GPT Interpertation Sheet for Level 2.docx
+++ b/Documents/Level II - Malice at McGuire/Chat GPT Interpertation Sheet for Level 2.docx
@@ -1,6 +1,6 @@
 
 <file path=word/document.xml><?xml version="1.0" encoding="utf-8"?>
-<w:document xmlns:wpc="http://schemas.microsoft.com/office/word/2010/wordprocessingCanvas" xmlns:cx="http://schemas.microsoft.com/office/drawing/2014/chartex" xmlns:cx1="http://schemas.microsoft.com/office/drawing/2015/9/8/chartex" xmlns:cx2="http://schemas.microsoft.com/office/drawing/2015/10/21/chartex" xmlns:cx3="http://schemas.microsoft.com/office/drawing/2016/5/9/chartex" xmlns:cx4="http://schemas.microsoft.com/office/drawing/2016/5/10/chartex" xmlns:cx5="http://schemas.microsoft.com/office/drawing/2016/5/11/chartex" xmlns:cx6="http://schemas.microsoft.com/office/drawing/2016/5/12/chartex" xmlns:cx7="http://schemas.microsoft.com/office/drawing/2016/5/13/chartex" xmlns:cx8="http://schemas.microsoft.com/office/drawing/2016/5/14/chartex" xmlns:mc="http://schemas.openxmlformats.org/markup-compatibility/2006" xmlns:aink="http://schemas.microsoft.com/office/drawing/2016/ink" xmlns:am3d="http://schemas.microsoft.com/office/drawing/2017/model3d" xmlns:o="urn:schemas-microsoft-com:office:office" xmlns:oel="http://schemas.microsoft.com/office/2019/extlst" xmlns:r="http://schemas.openxmlformats.org/officeDocument/2006/relationships" xmlns:m="http://schemas.openxmlformats.org/officeDocument/2006/math" xmlns:v="urn:schemas-microsoft-com:vml" xmlns:wp14="http://schemas.microsoft.com/office/word/2010/wordprocessingDrawing" xmlns:wp="http://schemas.openxmlformats.org/drawingml/2006/wordprocessingDrawing" xmlns:w10="urn:schemas-microsoft-com:office:word" xmlns:w="http://schemas.openxmlformats.org/wordprocessingml/2006/main" xmlns:w14="http://schemas.microsoft.com/office/word/2010/wordml" xmlns:w15="http://schemas.microsoft.com/office/word/2012/wordml" xmlns:w16cex="http://schemas.microsoft.com/office/word/2018/wordml/cex" xmlns:w16cid="http://schemas.microsoft.com/office/word/2016/wordml/cid" xmlns:w16="http://schemas.microsoft.com/office/word/2018/wordml" xmlns:w16du="http://schemas.microsoft.com/office/word/2023/wordml/word16du" xmlns:w16sdtdh="http://schemas.microsoft.com/office/word/2020/wordml/sdtdatahash" xmlns:w16sdtfl="http://schemas.microsoft.com/office/word/2024/wordml/sdtformatlock" xmlns:w16se="http://schemas.microsoft.com/office/word/2015/wordml/symex" xmlns:wpg="http://schemas.microsoft.com/office/word/2010/wordprocessingGroup" xmlns:wpi="http://schemas.microsoft.com/office/word/2010/wordprocessingInk" xmlns:wne="http://schemas.microsoft.com/office/word/2006/wordml" xmlns:wps="http://schemas.microsoft.com/office/word/2010/wordprocessingShape" mc:Ignorable="w14 w15 w16se w16cid w16 w16cex w16sdtdh w16sdtfl w16du wp14">
+<w:document xmlns:wpc="http://schemas.microsoft.com/office/word/2010/wordprocessingCanvas" xmlns:cx="http://schemas.microsoft.com/office/drawing/2014/chartex" xmlns:cx1="http://schemas.microsoft.com/office/drawing/2015/9/8/chartex" xmlns:cx2="http://schemas.microsoft.com/office/drawing/2015/10/21/chartex" xmlns:cx3="http://schemas.microsoft.com/office/drawing/2016/5/9/chartex" xmlns:cx4="http://schemas.microsoft.com/office/drawing/2016/5/10/chartex" xmlns:cx5="http://schemas.microsoft.com/office/drawing/2016/5/11/chartex" xmlns:cx6="http://schemas.microsoft.com/office/drawing/2016/5/12/chartex" xmlns:cx7="http://schemas.microsoft.com/office/drawing/2016/5/13/chartex" xmlns:cx8="http://schemas.microsoft.com/office/drawing/2016/5/14/chartex" xmlns:mc="http://schemas.openxmlformats.org/markup-compatibility/2006" xmlns:aink="http://schemas.microsoft.com/office/drawing/2016/ink" xmlns:am3d="http://schemas.microsoft.com/office/drawing/2017/model3d" xmlns:o="urn:schemas-microsoft-com:office:office" xmlns:oel="http://schemas.microsoft.com/office/2019/extlst" xmlns:r="http://schemas.openxmlformats.org/officeDocument/2006/relationships" xmlns:m="http://schemas.openxmlformats.org/officeDocument/2006/math" xmlns:v="urn:schemas-microsoft-com:vml" xmlns:wp14="http://schemas.microsoft.com/office/word/2010/wordprocessingDrawing" xmlns:wp="http://schemas.openxmlformats.org/drawingml/2006/wordprocessingDrawing" xmlns:w10="urn:schemas-microsoft-com:office:word" xmlns:w="http://schemas.openxmlformats.org/wordprocessingml/2006/main" xmlns:w14="http://schemas.microsoft.com/office/word/2010/wordml" xmlns:w15="http://schemas.microsoft.com/office/word/2012/wordml" xmlns:w16cei="http://schemas.microsoft.com/office/word/2026/wordml/cei" xmlns:w16cex="http://schemas.microsoft.com/office/word/2018/wordml/cex" xmlns:w16cid="http://schemas.microsoft.com/office/word/2016/wordml/cid" xmlns:w16="http://schemas.microsoft.com/office/word/2018/wordml" xmlns:w16du="http://schemas.microsoft.com/office/word/2023/wordml/word16du" xmlns:w16sdtdh="http://schemas.microsoft.com/office/word/2020/wordml/sdtdatahash" xmlns:w16sdtfl="http://schemas.microsoft.com/office/word/2024/wordml/sdtformatlock" xmlns:w16se="http://schemas.microsoft.com/office/word/2015/wordml/symex" xmlns:wpg="http://schemas.microsoft.com/office/word/2010/wordprocessingGroup" xmlns:wpi="http://schemas.microsoft.com/office/word/2010/wordprocessingInk" xmlns:wne="http://schemas.microsoft.com/office/word/2006/wordml" xmlns:wps="http://schemas.microsoft.com/office/word/2010/wordprocessingShape" mc:Ignorable="w14 w15 w16se w16cid w16 w16cex w16sdtdh w16sdtfl w16du wp14">
   <w:body>
     <w:p>
       <w:r>
@@ -359,15 +359,7 @@
         <w:t> </w:t>
       </w:r>
       <w:r>
-        <w:t xml:space="preserve"> Game Mechanics &amp; Systems </w:t>
-      </w:r>
-      <w:proofErr w:type="gramStart"/>
-      <w:r>
-        <w:t>The</w:t>
-      </w:r>
-      <w:proofErr w:type="gramEnd"/>
-      <w:r>
-        <w:t xml:space="preserve"> Buddy System – Since the player can’t be trusted, they are required to have a member of the team they are on with them at all times when exploring a level. Depending on the member accompanying the player dialogue with the townspeople will be influenced in a positive or negative manner. The player can return to the Town square/ Hub area to speak with other members and switch partners to change dialogue options with the townspeople. The player will have their choice from the following: *Key: (+) = Positive Attribute, (-) = Negative Attribute, (+/-) = Neutral Attribute/ At Player’s Discretion • Camille o (Neutral) – Due to her stoic demeanor she does not add to the conversation often. o Focused on completing the mission. Personally afflicted by the ozone explosion. Lost her family and has a minor mutation. Doesn’t give too much personal information or talks much unless it pertains to their mission. Functions in accordance with the mission rather than her own desires. (+/-) o Will be discriminated against based on appearance. </w:t>
+        <w:t xml:space="preserve"> Game Mechanics &amp; Systems The Buddy System – Since the player can’t be trusted, they are required to have a member of the team they are on with them at all times when exploring a level. Depending on the member accompanying the player dialogue with the townspeople will be influenced in a positive or negative manner. The player can return to the Town square/ Hub area to speak with other members and switch partners to change dialogue options with the townspeople. The player will have their choice from the following: *Key: (+) = Positive Attribute, (-) = Negative Attribute, (+/-) = Neutral Attribute/ At Player’s Discretion • Camille o (Neutral) – Due to her stoic demeanor she does not add to the conversation often. o Focused on completing the mission. Personally afflicted by the ozone explosion. Lost her family and has a minor mutation. Doesn’t give too much personal information or talks much unless it pertains to their mission. Functions in accordance with the mission rather than her own desires. (+/-) o Will be discriminated against based on appearance. </w:t>
       </w:r>
       <w:r>
         <w:sym w:font="Symbol" w:char="F0A7"/>
@@ -401,15 +393,7 @@
         <w:t> </w:t>
       </w:r>
       <w:r>
-        <w:t xml:space="preserve"> Respect System (Character Affinity to the Player) – Throughout the game the player will have one-chance conversations or situations to make a choice where they can either gain or lose the respect of the team member or members involved in the scene. There are a total of five levels or respect that can be gained from the characters and depending on the level of respect each character has for you at the end of the game will influence it’s ending. Some instances of gaining a character’s respect maybe through a simple conversation and choosing the correct option while others will be meeting a certain criterion through multiple choices. As a character’s respect for </w:t>
-      </w:r>
-      <w:proofErr w:type="gramStart"/>
-      <w:r>
-        <w:t>you</w:t>
-      </w:r>
-      <w:proofErr w:type="gramEnd"/>
-      <w:r>
-        <w:t xml:space="preserve"> increases, so will their particular skill and dialogue options. A skill enhancement will occur at level three for all characters and can be </w:t>
+        <w:t xml:space="preserve"> Respect System (Character Affinity to the Player) – Throughout the game the player will have one-chance conversations or situations to make a choice where they can either gain or lose the respect of the team member or members involved in the scene. There are a total of five levels or respect that can be gained from the characters and depending on the level of respect each character has for you at the end of the game will influence it’s ending. Some instances of gaining a character’s respect maybe through a simple conversation and choosing the correct option while others will be meeting a certain criterion through multiple choices. As a character’s respect for you increases, so will their particular skill and dialogue options. A skill enhancement will occur at level three for all characters and can be </w:t>
       </w:r>
       <w:r>
         <w:lastRenderedPageBreak/>
@@ -427,13 +411,37 @@
       </w:r>
       <w:r>
         <w:lastRenderedPageBreak/>
-        <w:t xml:space="preserve">information o Residential Area: Speak to various townspeople in their homes o Town square/ Common Area: Hub of town, location of introduction event, and other team members o Special/ Unique Area: Level Dependent o Outside of Nuclear Plant: Outside recon of the facility can be done, the player initiates infiltration mission here ● As option select game with no graphics, the player will select from the presented options to move from the locations in the same way they would pick dialogue options. ● The goal of the player is to gain as much information about the nuclear power plant from the town and its people prior to infiltrating. The more pieces of key information that the player obtains, the higher chance of success the team has to safely set up the R.A.F system and leave the location. o Side Quest: In order to obtain some pieces of key information, the player will have to interact with the townspeople in various ways by completing their side quests. This may include giving a certain item to an NPC, completing a challenge or task for an NPC, choosing the correct dialogue options to incite an event, etc. Completing side quest will not be a requirement for the player, but can make their experience more difficult or lackluster. ● 3 Main levels and 2 Transitionary levels: o Each main level with contain the 5 areas of exploration, but the two transitionary levels will be periods of time where the player and his team are traveling to their next location for their mission. o During the transitionary level, the player has the opportunity to talk with the other team members to get to know them better, reflect on a previous mission and events, and gain/loss respect with their team members. ● Layout of the levels: Level 1, Transitionary Level 1, Level 2, Transitionary Level 2, Level 3, Game Ending o Depending on which team members are still alive levels can be skipped straight to the game ending. This is not a good thing. *If this happens, then the player has gotten the worst ending. </w:t>
+        <w:t xml:space="preserve">information </w:t>
+      </w:r>
+      <w:proofErr w:type="spellStart"/>
+      <w:r>
+        <w:t>o</w:t>
+      </w:r>
+      <w:proofErr w:type="spellEnd"/>
+      <w:r>
+        <w:t xml:space="preserve"> Residential Area: Speak to various townspeople in their homes o Town square/ Common Area: Hub of town, location of introduction event, and other team members o Special/ Unique Area: Level Dependent </w:t>
+      </w:r>
+      <w:proofErr w:type="spellStart"/>
+      <w:r>
+        <w:t>o</w:t>
+      </w:r>
+      <w:proofErr w:type="spellEnd"/>
+      <w:r>
+        <w:t xml:space="preserve"> Outside of Nuclear Plant: Outside recon of the facility can be done, the player initiates infiltration mission here ● As option select game with no graphics, the player will select from the presented options to move from the locations in the same way they would pick dialogue options. ● The goal of the player is to gain as much information about the nuclear power plant from the town and its people prior to infiltrating. The more pieces of key information that the player obtains, the higher chance of success the team has to safely set up the R.A.F system and leave the location. o Side Quest: In order to obtain some pieces of key information, the player will have to interact with the townspeople in various ways by completing their side quests. This may include giving a certain item to an NPC, completing a challenge or task for an NPC, choosing the correct dialogue options to incite an event, etc. Completing side quest will not be a requirement for the player, but can make their experience more difficult or lackluster. ● 3 Main levels and 2 Transitionary levels: o Each main level with contain the 5 areas of exploration, but the two transitionary levels will be periods of time where the player and his team are traveling to their next location for their mission. o During the transitionary level, the player has the opportunity to talk with the other team members to get to know them better, reflect on a previous mission and events, and gain/loss respect with their team members. ● Layout of the levels: Level 1, Transitionary Level 1, Level 2, Transitionary Level 2, Level 3, Game Ending o Depending on which team members are still alive levels can be skipped straight to the game ending. This is not a good thing. *If this happens, then the player has gotten the worst ending. </w:t>
       </w:r>
       <w:r>
         <w:t> </w:t>
       </w:r>
       <w:r>
-        <w:t xml:space="preserve"> Level Overview These descriptions are summaries of what to expect in each level, their specific key moments and information, side quests, and opportunities to gain/lose respect with team members. Level Zero – Prologue: Introducing the player to the setting of the game while showing briefly how the game works. • Area(s): Vehicle Crash site o Gaia’s advocates stand before the player forcing them to choose between joining their cause and being killed. • Side Quest(s): 0 • Key Item(s): 0 • Respect Gain/Loss Chances: 0 • Death(s) during Investigation Period: 1 o If the player refuses to join Gaia’s Advocates, they will be killed by one of the team members. --------------------------------------------------------------------------------------------------------------------- Level One – Revival of Limerick: This is the first level in the game that acts as a tutorial to demonstrate the basic mechanics of the game to the player as well as provide more context to the story if the player utilizes the systems correctly. • Real Life Location: Montgomery County, Pennsylvania/ Town name: Chester’s Peak • Area(s): Residential Area, Abandoned Building, Shop, Town Square, Nuclear Power Plant • Side Quest(s): (2) - Caden’s Quest, Helping the Hooded Figure, Julian’s Power Saw • Key Item(s): (5) -Candy, Food Item (Bread/Ham/Cheese), Parts (Circular Saw, Copper Wires, Battery) • Respect Gain/Loss Chances: (2) Character Introductions for Camille and Julian (Losses), Play with Caden and make Fence Cutter (Gains) • Death(s) during Investigation Period: (2) - Shopkeeper kills Player w/ </w:t>
+        <w:t xml:space="preserve"> Level Overview These descriptions are summaries of what to expect in each level, their specific key moments and information, side quests, and opportunities to gain/</w:t>
+      </w:r>
+      <w:proofErr w:type="spellStart"/>
+      <w:r>
+        <w:t>lose</w:t>
+      </w:r>
+      <w:proofErr w:type="spellEnd"/>
+      <w:r>
+        <w:t xml:space="preserve"> respect with team members. Level Zero – Prologue: Introducing the player to the setting of the game while showing briefly how the game works. • Area(s): Vehicle Crash site o Gaia’s advocates stand before the player forcing them to choose between joining their cause and being killed. • Side Quest(s): 0 • Key Item(s): 0 • Respect Gain/Loss Chances: 0 • Death(s) during Investigation Period: 1 o If the player refuses to join Gaia’s Advocates, they will be killed by one of the team members. --------------------------------------------------------------------------------------------------------------------- Level One – Revival of Limerick: This is the first level in the game that acts as a tutorial to demonstrate the basic mechanics of the game to the player as well as provide more context to the story if the player utilizes the systems correctly. • Real Life Location: Montgomery County, Pennsylvania/ Town name: Chester’s Peak • Area(s): Residential Area, Abandoned Building, Shop, Town Square, Nuclear Power Plant • Side Quest(s): (2) - Caden’s Quest, Helping the Hooded Figure, Julian’s Power Saw • Key Item(s): (5) -Candy, Food Item (Bread/Ham/Cheese), Parts (Circular Saw, Copper Wires, Battery) • Respect Gain/Loss Chances: (2) Character Introductions for Camille and Julian (Losses), Play with Caden and make Fence Cutter (Gains) • Death(s) during Investigation Period: (2) - Shopkeeper kills Player w/ </w:t>
       </w:r>
       <w:r>
         <w:lastRenderedPageBreak/>
@@ -685,15 +693,7 @@
     </w:p>
     <w:p>
       <w:r>
-        <w:t xml:space="preserve">Right </w:t>
-      </w:r>
-      <w:proofErr w:type="gramStart"/>
-      <w:r>
-        <w:t>now</w:t>
-      </w:r>
-      <w:proofErr w:type="gramEnd"/>
-      <w:r>
-        <w:t xml:space="preserve"> your </w:t>
+        <w:t>Right now your </w:t>
       </w:r>
       <w:r>
         <w:rPr>
@@ -2320,15 +2320,7 @@
     </w:p>
     <w:p>
       <w:r>
-        <w:t xml:space="preserve">That’s where </w:t>
-      </w:r>
-      <w:proofErr w:type="gramStart"/>
-      <w:r>
-        <w:t>this starts</w:t>
-      </w:r>
-      <w:proofErr w:type="gramEnd"/>
-      <w:r>
-        <w:t xml:space="preserve"> turning from a concept into a memorable narrative experience.</w:t>
+        <w:t>That’s where this starts turning from a concept into a memorable narrative experience.</w:t>
       </w:r>
     </w:p>
     <w:p>
@@ -2713,107 +2705,83 @@
       </w:r>
       <w:r>
         <w:lastRenderedPageBreak/>
-        <w:t xml:space="preserve">situation which would be three: Left, Right, or Center. That being said, depending on what way is chosen will dictate how the situation is handled. Basically, let’s say that you have to earn the respect of the people through the arm-wrestling game with Camille. When she wins the owner of the Tavern challenges her and purposely loses which spreads word about her strength. So, when it comes to talking to whatever side’s leader she and the player have an easier time getting them to trust them. Speaking of, the Tavern. --------------------------------------------------------------------------------------------------------------------- The Tavern. What goes on there? </w:t>
-      </w:r>
-      <w:proofErr w:type="gramStart"/>
-      <w:r>
-        <w:t>So</w:t>
-      </w:r>
-      <w:proofErr w:type="gramEnd"/>
-      <w:r>
-        <w:t xml:space="preserve"> the connection that Alistair mentioned at the campsite tells them about the Tavern and how that’s going to be there hub area to spend the night. Speaking of nights, what if there was a time limit in a way? Like, the player has to handle situations on certain days. More people appear based on what day they are on and if they complete the side quests needed to state the infiltration of the nuclear plant, the day won’t matter. However, let’s say the player rest all 3 days and doesn’t complete any main quest, then a basic fight between the sides breaks out and Gaia’s Advocates still invades during the chaos in contrast at being at the helm of the battle with Camille. But the Tavern, it acts as the introduction to things, establishes the baseline for what the town’s issue is, introduces you to the owner, and explains that Gaia’s Advocates has a time limit since it won’t take long for their presence to be found out and cause problems. Although the connection set things up for the team to stay at the Tavern’s lodging, the owner suggest they if they are the organization they claim to be, then they should help the town reunite against the government and H.U.N.T.R to reclaim their home. Alistair is against this and wants to focus on the mission, Lowen is against it as well, but doesn’t explain, in detail, as to why. --------------------------------------------------------------------------------------------------------------------- Minigames The arm-wrestling mini game to earn money and start the main side quest of trying to reunite the town. When Camille wins three rounds in a row, the owner pushes past the next challenger and challenges Camille. She’s reluctant to accept and the player has the choice to root her on or say no. The owner purposely loses after betting a specific item of value to the community. This item is part of what’s necessary to not only gain respect with the other leaders of the different sides, but overall respect with the townspeople. Pokémon Gooner battle minigame: I do think it’s possible to have this done in dialogic, but why are we trying to do this again? It’s meant to be a challenge to me in order to see if I can get it to work, but how do I integrate it in the story. I guess one of the challengers could be a nerdy guy and he can be enamored with Camille’s beauty. After she wins and takes the community respected item, this guy spreads word about her capabilities to other weird nerdy guys. The event will be triggered when the player successfully gains respect for the leader of the side of time that called in the government to help with the H.U.N.T.R situation that invaded. Once they leave, it starts the timeline. I think that’s basically it, right? There will be wins necessary for it to be over and each time a guy loses the winner decides to fight for Camille. The final fight will be against a large obese man whose life went to shambles after the incident preventing them from being a streamer where a lot of their identity came </w:t>
+        <w:t xml:space="preserve">situation which would be three: Left, Right, or Center. That being said, depending on what way is chosen will dictate how the situation is handled. Basically, let’s say that you have to earn the respect of the people through the arm-wrestling game with Camille. When she wins the owner of the Tavern challenges her and purposely loses which spreads word about her strength. So, when it comes to talking to whatever side’s leader she and the player have an easier time getting them to trust them. Speaking of, the Tavern. --------------------------------------------------------------------------------------------------------------------- The Tavern. What goes on there? So the connection that Alistair mentioned at the campsite tells them about the Tavern and how that’s going to be there hub area to spend the night. Speaking of nights, what if there was a time limit in a way? Like, the player has to handle situations on certain days. More people appear based on what day they are on and if they complete the side quests needed to state the infiltration of the nuclear plant, the day won’t matter. However, let’s say the player rest all 3 days and doesn’t complete any main quest, then a basic fight between the sides breaks out and Gaia’s Advocates still invades during the chaos in contrast at being at the helm of the battle with Camille. But the Tavern, it acts as the introduction to things, establishes the baseline for what the town’s issue is, introduces you to the owner, and explains that Gaia’s Advocates has a time limit since it won’t take long for their presence to be found out and cause problems. Although the connection set things up for the team to stay at the Tavern’s lodging, the owner suggest they if they are the organization they claim to be, then they should help the town reunite against the government and H.U.N.T.R to reclaim their home. Alistair is against this and wants to focus on the mission, Lowen is against it as well, but doesn’t explain, in detail, as to why. --------------------------------------------------------------------------------------------------------------------- Minigames The arm-wrestling mini game to earn money and start the main side quest of trying to reunite the town. When Camille wins three rounds in a row, the owner pushes past the next challenger and challenges Camille. She’s reluctant to accept and the player has the choice to root her on or say no. The owner purposely loses after betting a specific item of value to the community. This item is part of what’s necessary to not only gain respect with the other leaders of the different sides, but overall respect with the townspeople. Pokémon Gooner battle minigame: I do think it’s possible to have this done in dialogic, but why are we trying to do this again? It’s meant to be a challenge to me in order to see if I can get it to work, but how do I integrate it in the story. I guess one of the challengers could be a nerdy guy and he can be enamored with Camille’s beauty. After she wins and takes the community respected item, this guy spreads word about her capabilities to other weird nerdy guys. The event will be triggered when the player successfully gains respect for the leader of the side of time that called in the government to help with the H.U.N.T.R situation that invaded. Once they leave, it starts the timeline. I think that’s basically it, right? There will be wins necessary for it to be over and each time a guy loses the winner decides to fight for Camille. The final fight will be against a large obese man whose life went to shambles after the incident preventing them from being a streamer where a lot of their identity came </w:t>
       </w:r>
       <w:r>
         <w:lastRenderedPageBreak/>
         <w:t xml:space="preserve">from. This will allow the player to select the two nerds they want to fight with based on a brief description and their moves. What is gained from this? Something could be stolen and the last person you fight had it. Maybe it’s information. Let’s say that there’s 5 people to choose from. Meaning that there can be three to four battles before the final battle. --------------------------------------------------------------------------------------------------------------------- So, there are a few different places in this level: Tavern (Shop &amp; Bar), Hunter’s Pointe (H.U.N.T.R Faction), Birkdale Village (Government Faction), Nuclear Power Plant, and Outside of Tavern The last one essentially acts as the branch, so it’s not the hub. *Side Bar: Rumors of the confrontation between the government and the H.U.N.T.R organization are expected to happen within three days. That’s what basically sets the time limit. Something else I just thought of, the player moving from area to area can be a variable that is changed and can prompt a “it’s getting dark, we should get back and turn in for the night” kind of situation forcing a day to pass. During those moments maybe the player can talk with the tavern owner to get some insight before going to sleep. I can already see more ideas that could come from this new system, but I’ll jot things down as I think of them. Essentially, moments where the player can talk to some of the other members similar to the campsite level and learn more about one another. Character building, contextualizing events and ideals, making the others feel more real. I’ll have to keep it light so the script doesn’t become super long. I kind of want to wrap this up as soon as possible. Once most of it is in, I can go back and add more. Anyways, let’s focus. Let’s try and figure out the flow of the level to try and determine the story and script, maybe? Or should I focus on the areas and what happens in them? Flow of Story/Events Intro &amp; Tavern 1. Gaia’s Advocates arrive outside of the Tavern and met the contact that Alistair mentioned earlier. The contact expresses that the situation has changed due to the politics of local people and the government and H.U.N.T.R presence. 2. They enter the Tavern and the contact introduces the team to the Tavern owner and explains a bit more about what is going on with the factions, how it effects the townspeople, and how the Tavern functions as a neutral territory thanks to the enforcement of the owner who has agreed to provide the team a place with the condition that Gaia’s Advocates help the people reunite as one and how that can help with their mission. to stay Alistair expresses that the poor decision making of the people doesn’t affect their overall mission and that they will get what they need from them and do what they must. 3. The Tavern Owner has a nonchalant response to Alistair, but reiterates the sense of community that is fostered at the Tavern and how people do so by drinking, arm wrestling, and socializing despite the despair that exist outside of </w:t>
       </w:r>
-      <w:proofErr w:type="gramStart"/>
+      <w:proofErr w:type="spellStart"/>
       <w:r>
         <w:t>it’s</w:t>
       </w:r>
-      <w:proofErr w:type="gramEnd"/>
+      <w:proofErr w:type="spellEnd"/>
       <w:r>
         <w:t xml:space="preserve"> doors. Alistair counters saying that he’s deluding these people by draping a curtain over the eyes of the patrons with alcohol. The tavern owner explains that it’s because the Tavern acts as an escape of what’s going on outside that people respect the rules he instills and that he still remains successful. It’s almost as if nothing has changed, but there is a chance to spread this idea to everyone in the town, but something is missing from the people for them to believe in a dream like that. So, if keeping the dream alive means getting people drunk, filling their bellies with </w:t>
       </w:r>
       <w:r>
         <w:lastRenderedPageBreak/>
-        <w:t xml:space="preserve">good food, and having dumb ego pissing contest with games, is what he’ll continue to protect. 4. The player and their group get challenged to arm wrestle some drunk person. Lowen steps up to the challenge, wins, and is rewarded with a beer. He instantly makes friends while getting drunk and the men of the bar tell Lowen that they’ll play for money and Lowen says anyone in their team will beat them and he trusts the player to pick their winner. The player will have the choice to participate in the game or not claiming that Lowen is way too drunk, but the offer still stands for later on. 5. (Arm Wrestling mini game) The men explain that the player picks whoever will arm wrestle and they will pick someone to be their opponent, the player will place a bet of how much they want to risk, and the battle will ensue and the winner will take the money risked. 3-5 battles will happen and if the player wins 5 in a row, maybe less, the tavern owner will compete against Camille since she will be the only one to win that many times in a row and will give her something that will earn her respect throughout the town and have her name carved on a wooden board of champions that beat the Tavern owner. 6. Gaia’s Advocates will talk about the situation of the town where Alistair will argue for you to focus on the nuclear plant and get what basic information might be necessary to complete their mission. Lowen says that focusing on the area that doesn’t deal with the H.U.N.T.R faction would be a good idea considering the dangerous rumors that exist about them. Alistair suspiciously argues against the idea suggesting that as long as the player doesn’t provoke anyone, they can still do a thorough job of getting information. Lowen states that he won’t expose himself to them and suggest that the others do the same. Julian seems indifferent as long as he can get new parts to build his new tool, Camille will be distracted by the arm wrestling and won’t have a very focused response to the discussion. Alistair will reiterate how there is expected battle to happen in the upcoming days and they should either try and complete their mission prior to or use the chaos as a distraction to sneak in order to complete their mission. Lowen expresses that they should be able to do more than take advantage of the people’s dismay, but can’t exactly think of a way to go about that and encourages the player to find a way to do so by talking to the people, preferably the government faction. The player will have to select their partner. 7. This allows the player to make their decision on where they would like to do inside of the tavern: Talk to the owner, talk to various patrons, shop, or rest. The rest option won’t be available until they leave the Tavern for the first time. There will be a travel variable that counts the different places where they go and force them to return to the Tavern. Depending on the information that they learn and the side quests that they complete, it will add the different options the player will have when talking to the tavern owner, Gaia’s Advocates, and the patrons. There might be different patrons to talk to based on the day and different information they can gain. City Centre (Town Square) 8. The player will have the option of going to the Nuclear Plant, Birkdale Village, Hunter’s Pointe, and back to the Tavern. Depending on the partner, they will have a suggestion of where the player should go. Camille will be the only one who will suggest going back to the Tavern to compete in the arm wrestling if she hasn’t won and received the special item. When </w:t>
+        <w:t xml:space="preserve">good food, and having dumb ego pissing contest with games, is what he’ll continue to protect. 4. The player and their group get challenged to arm wrestle some drunk person. Lowen steps up to the challenge, wins, and is rewarded with a beer. He instantly makes friends while getting drunk and the men of the bar tell Lowen that they’ll play for money and Lowen says anyone in their team will beat them and he trusts the player to pick their winner. The player will have the choice to participate in the game or not claiming that Lowen is way too drunk, but the offer still stands for later on. 5. (Arm Wrestling mini game) The men explain that the player picks whoever will arm wrestle and they will pick someone to be their opponent, the player will place a bet of how much they want to risk, and the battle will ensue and the winner will take the money risked. 3-5 battles will happen and if the player wins 5 in a row, maybe less, the tavern owner will compete against Camille since she will be the only one to win that many times in a row and will give her something that will earn her respect throughout the town and have her name carved on a wooden board of champions that beat the Tavern owner. 6. Gaia’s Advocates will talk about the situation of the town where Alistair will argue for you to focus on the nuclear plant and get what basic information might be necessary to complete their mission. Lowen says that focusing on the area that doesn’t deal with the H.U.N.T.R faction would be a good idea considering the dangerous rumors that exist about them. Alistair suspiciously argues against the idea suggesting that as long as the player doesn’t provoke anyone, they can still do a thorough job of getting information. Lowen states that he won’t expose himself to them and suggest that the others do the same. Julian seems indifferent as long as he can get new parts to build his new tool, Camille will be distracted by the arm wrestling and won’t have a very focused response to the discussion. Alistair will reiterate how there is expected battle to happen in the upcoming days and they should either try and complete their mission prior to or use the chaos as a distraction to sneak in order to complete their mission. Lowen expresses that they should be able to do more than take advantage of the people’s dismay, but can’t exactly think of a way to go about that and encourages the player to find a way to do so by talking to the people, preferably the government faction. The player will have to select their partner. 7. This allows the player to make their decision on where they would like to do inside of the tavern: Talk to the owner, talk to various patrons, shop, or rest. The rest option won’t be available until they leave the Tavern for the first time. There will be a travel variable that counts the different places where they go and force them to return to the Tavern. Depending on the information that they learn and the side quests that they complete, it will add the different options the player will have when talking to the tavern owner, Gaia’s Advocates, and the patrons. There might be different patrons to talk to </w:t>
+      </w:r>
+      <w:proofErr w:type="spellStart"/>
+      <w:r>
+        <w:t>based</w:t>
+      </w:r>
+      <w:proofErr w:type="spellEnd"/>
+      <w:r>
+        <w:t xml:space="preserve"> on the day and different information they can gain. City Centre (Town Square) 8. The player will have the option of going to the Nuclear Plant, Birkdale Village, Hunter’s Pointe, and back to the Tavern. Depending on the partner, they will have a suggestion of where the player should go. Camille will be the only one who will suggest going back to the Tavern to compete in the arm wrestling if she hasn’t won and received the special item. When </w:t>
       </w:r>
       <w:r>
         <w:lastRenderedPageBreak/>
-        <w:t xml:space="preserve">Camille has won the special item, the player will be constantly approached or have people comment on Camille when in any area. This will occur when Camille leaves the Tavern for the first time after the intro sequence. There will be an option to talk to people in the City Centre since there are more people in this town. These conversations will help add life to the area and more than likely won’t add a ton to the overall mission. There might be small side quests that the player can do like returning items to people in different areas, reassure people of their problems/settling arguments, or any other ideas I can think of. a. These mini side quest and conversations will play a factor in the next campsite conversation. I think it’s Alistair and Lowen that the player will have a chance to talk with. 9. If the Player tries to go to the Nuclear Plant to start their infiltration, then it expedites the battle between the sides and exposes Gaia’s Advocates forcing them deal with both the government and H.U.N.T.R factions. Birkdale Village I’m not exactly sure how I want to do this. I do think areas like this should have at least five different sub areas in them with one being the leader of that side of town’s place. Maybe there can be concerns or issues that the people have that affecting them. Maybe like a Burlin Wall kind of situation. Due to the strife between the leaders, there’s a division between the people that prevents them from connecting with one another. Some people have a stance of that the separation is a good thing since it prevents those who would go against the beliefs and culture of the town and even the country to adopt the practices of the H.U.N.T.R. There will be mixed views on the situation, but overall people do feel as if things have gotten worse since they involved other people. </w:t>
-      </w:r>
-      <w:proofErr w:type="gramStart"/>
-      <w:r>
-        <w:t>So</w:t>
-      </w:r>
-      <w:proofErr w:type="gramEnd"/>
-      <w:r>
-        <w:t xml:space="preserve"> there will be three view points for both sides, pro government, anti H.U.N.T.R, and neutral (more focused on the friends and family they can no longer visit and they provide context as to how this situation came about.) How the Situation Occurred: For example, lack of resources, H.U.N.T.R moving in and claiming land while attacking the other side of town in order to steal supplies and roping in the people of the area to help them steal from the others. Attacking people that they knew. Of course, the other side will say they didn’t exactly have a choice in the matter and needed to do as they said to protect their own hence causing this separation. The victims became tired of the situation and reached out to the government who eventually came. However, it's clear the government won’t try and discern who is who during their attack. In order to prevent destruction of both sides, representatives have been chosen to try and handle negotiations hence these ‘mayors’ have been put in charge. The ‘Mayors’ have their own personal reasons for not upholding negotiations and the people of their respective towns have their own views of their ‘Mayors’ and how they’re handling the situation. The player needs to discern what the personal issue is, offer something to gain their trust/have Camille’s reputation have influence on this ‘Mayor’ and agree to help/ act as a representative of the ‘Mayor’. Also, in regards to Gaia’s Advocates mission and restarting the Nuclear Power plant, certain sides have information, insight, and ideas of how to handle their infiltration. This will, in some sort of capacity, influence the player to try and woke with both sides to get information about the plant for the overall mission. Different Sub areas for Birkdale </w:t>
+        <w:t xml:space="preserve">Camille has won the special item, the player will be constantly approached or have people comment on Camille when in any area. This will occur when Camille leaves the Tavern for the first time after the intro sequence. There will be an option to talk to people in the City Centre since there are more people in this town. These conversations will help add life to the area and more than likely won’t add a ton to the overall mission. There might be small side quests that the player can do like returning items to people in different areas, reassure people of their problems/settling arguments, or any other ideas I can think of. a. These mini side quest and conversations will play a factor in the next campsite conversation. I think it’s Alistair and Lowen that the player will have a chance to talk with. 9. If the Player tries to go to the Nuclear Plant to start their infiltration, then it expedites the battle between the sides and exposes Gaia’s Advocates forcing them deal with both the government and H.U.N.T.R factions. Birkdale Village I’m not exactly sure how I want to do this. I do think areas like this should have at least five different sub areas in them with one being the leader of that side of town’s place. Maybe there can be concerns or issues that the people have that affecting them. Maybe like a Burlin Wall kind of situation. Due to the strife between the leaders, there’s a division between the people that prevents them from connecting with one another. Some people have a stance of that the separation is a good thing since it prevents those who would go against the beliefs and culture of the town and even the country to adopt the practices of the H.U.N.T.R. There will be mixed views on the situation, but overall people do feel as if things have gotten worse since they involved other people. So there will be three view points for both sides, pro government, anti H.U.N.T.R, and neutral (more focused on the friends and family they can no longer visit and they provide context as to how this situation came about.) How the Situation Occurred: For example, lack of resources, H.U.N.T.R moving in and claiming land while attacking the other side of town in order to steal supplies and roping in the people of the area to help them steal from the others. Attacking people that they knew. Of course, the other side will say they didn’t exactly have a choice in the matter and needed to do as they said to protect their own hence causing this separation. The victims became tired of the situation and reached out to the government who eventually came. However, it's clear the government won’t try and discern who is who during their attack. In order to prevent destruction of both sides, representatives have been chosen to try and handle negotiations hence these ‘mayors’ have been put in charge. The ‘Mayors’ have their own personal reasons for not upholding negotiations and the people of their respective towns have their own views of their ‘Mayors’ and how they’re handling the situation. The player needs to discern what the personal issue is, offer something to gain their trust/have Camille’s reputation have influence on this ‘Mayor’ and agree to help/ act as a representative of the ‘Mayor’. Also, in regards to Gaia’s Advocates mission and restarting the Nuclear Power plant, certain sides have information, insight, and ideas of how to handle their infiltration. This will, in some sort of capacity, influence the player to try and woke with both sides to get information about the plant for the overall mission. Different Sub areas for Birkdale </w:t>
       </w:r>
       <w:r>
         <w:lastRenderedPageBreak/>
-        <w:t xml:space="preserve">Village: I guess I could look at a map of this place and see what’s around to give me ideas, but realistically it doesn’t matter. The Altered will openly walk around and it will be explained that after the invasion of H.U.N.T.R a sense of community had to be fostered and accepting the Altered is part of that. • Refugee Center – A place designated for the Altered and people who were ran out of there homes and attacked by H.U.N.T.R. This is where people with more negative views will stay considering that they are victims. Unless given authorization from the mayor or applying to be a refugee seeking sanctuary, people aren’t authorized to enter. Camille may have an exception if she has the special item and there will be a weird situation/interaction where she will be seen as the person to save them and destroy their enemies due to her strength. Maybe, but the idea is that she has a special interaction with the people due to what happened and it forces her to be more expressive and recognize that she matters more as a person in contrast to a weapon, an instrument for Gaia. It’s a jarring experience. • Immediate Area – Similar to the City Centre, the player will have the opportunity to talk to people in the immediate area about the current situation (the ‘Mayor’, the government presence, and Hunter’s Pointe), the surrounding area (the different places you can visit), and how you could help being Gaia’s Advocates (If Alistair is with you, he will prevent you from talking to them stopping you from adding anymore burdens the team doesn’t need. Most people will just talk about their personal life and I’ll try and have funny situations to explore and put the player in. o I might pull some stuff from my own bar experiences, but I have a better chance of doing that at the Tavern. Maybe when the player </w:t>
-      </w:r>
-      <w:proofErr w:type="gramStart"/>
-      <w:r>
-        <w:t>enters</w:t>
-      </w:r>
-      <w:proofErr w:type="gramEnd"/>
-      <w:r>
-        <w:t xml:space="preserve"> they’re witness to a situation depending either on the day or the number of times they enter the Tavern. • The ‘Mayor’s’ House – The house/ building in which the ‘Mayor’ of Birkdale stays. So, what’s her deal? Why is she in charge? What is her issue with the ‘Mayor’ of Hunter’s Pointe? Why is she reluctant to open negotiations? What is the fetch quest that is required for her? Maybe she had the means to contact the government to come and protect the people, thus putting her in charge. Although she asked for time to handle possible negotiations, something is stopping her from doing so. The government faction notices the procrastination and informs her that she has three days. Hence, Gaia’s Advocates being contacted. That premise is fine, but I need details. The tavern owner and both ‘Mayors’ shares a connection. Something happened between them all. Prior to the incident. It was only after the incident that things got much worse. I need to figure this out considering it’s the main plot of the level and will help me with the second half of the level. • Group of people mixed with people wearing uniforms and civilian clothes seem to be resting after completing some intense exercises (DAY I) o Some are training for the anticipated battle, others see the opportunity to have some kind of future by joining the military and leaving their town, some see it as a chance to do anything else than nothing. o If Lowen is with you the platoon leader will recognize him, his weapon, and start asking questions intensely which will prompt the player to either defend Lowen or allow the interrogation. o If Camille is there with the special item, they will ask her to recommend some exercises, Camille will look at the player for help </w:t>
+        <w:t xml:space="preserve">Village: I guess I could look at a map of this place and see what’s around to give me ideas, but realistically it doesn’t matter. The Altered will openly walk around and it will be explained that after the invasion of H.U.N.T.R a sense of community had to be fostered and accepting the Altered is part of that. • Refugee Center – A place designated for the Altered and people who were ran out of </w:t>
+      </w:r>
+      <w:proofErr w:type="spellStart"/>
+      <w:r>
+        <w:t>there</w:t>
+      </w:r>
+      <w:proofErr w:type="spellEnd"/>
+      <w:r>
+        <w:t xml:space="preserve"> homes and attacked by H.U.N.T.R. This is where people with more negative views will stay considering that they are victims. Unless given authorization from the mayor or applying to be a refugee seeking sanctuary, people aren’t authorized to enter. Camille may have an exception if she has the special item and there will be a weird situation/interaction where she will be seen as the person to save them and destroy their enemies due to her strength. Maybe, but the idea is that she has a special interaction with the people due to what happened and it forces her to be more expressive and recognize that she matters more as a person in contrast to a weapon, an instrument for Gaia. It’s a jarring experience. • Immediate Area – Similar to the City Centre, the player will have the opportunity to talk to people in the immediate area about the current situation (the ‘Mayor’, the government presence, and Hunter’s Pointe), the surrounding area (the different places you can visit), and how you could help being Gaia’s Advocates (If Alistair is with you, he will prevent you from talking to them stopping you from adding anymore burdens the team doesn’t need. Most people will just talk about their personal life and I’ll try and have funny situations to explore and put the player in. o I might pull some stuff from my own bar experiences, but I have a better chance of doing that at the Tavern. Maybe when the player enters they’re witness to a situation depending either on the day or the number of times they enter the Tavern. • The ‘Mayor’s’ House – The house/ building in which the ‘Mayor’ of Birkdale stays. So, what’s her deal? Why is she in charge? What is her issue with the ‘Mayor’ of Hunter’s Pointe? Why is she reluctant to open negotiations? What is the fetch quest that is required for her? Maybe she had the means to contact the government to come and protect the people, thus putting her in charge. Although she asked for time to handle possible negotiations, something is stopping her from doing so. The government faction notices the procrastination and informs her that she has three days. Hence, Gaia’s Advocates being contacted. That premise is fine, but I need details. The tavern owner and both ‘Mayors’ shares a connection. Something happened between them all. Prior to the incident. It was only after the incident that things got much worse. I need to figure this out considering it’s the main plot of the level and will help me with the second half of the level. • Group of people mixed with people wearing uniforms and civilian clothes seem to be resting after completing some intense exercises (DAY I) o Some are training for the anticipated battle, others see the opportunity to have some kind of future by joining the military and leaving their town, some see it as a chance to do anything else than nothing. o If Lowen is with you the platoon leader will recognize him, his weapon, and start asking questions intensely which will prompt the player to either defend Lowen or allow the interrogation. o If Camille is there with the special item, they will ask her to recommend some exercises, Camille will look at the player for help </w:t>
       </w:r>
       <w:r>
         <w:lastRenderedPageBreak/>
-        <w:t xml:space="preserve">and will have to select a couple of exercises to the platoon leader who will have many different reactions depending on the selected exercise. Regardless of what combination, they will happily accept Camille’s recommendation and ask her for a demonstration of strength. She’ll lift the player and leave with them over her shoulder to sound of cheering. o This will add a point to the gooner pokemon battle event to occur within the area. • Nerd Encounter, Guy carrying a box of computer parts (DAY I) o This guy is the younger brother to a popular streamer who he’s trying to help with his gaming setup. There’s something off about the interaction that gives the impression that something said is going on. The player might make a comment asking if people can still stream in these conditions and if others actually watch. The younger brother doesn’t respond positively/enthusiastically to the statement. o If Lowen is there, he will try and encourage the younger brother to keep helping his brother and enjoy themselves. This will encourage the boy to smile and continue on his way after stating he’ll be making a few trips, so he’ll see them around. o If Camille is there, he will begin exclaiming about how she is just like a popular fictional character from a video game and how much of an honor it is to meet her. Camille doesn’t know how to react to this and looks towards the player to help in the situation. The player will have a choice between acting like a security guard and jokingly move Camille away while tossing her hood over her face causing the boy to suspect that she’s a celebrity and brag about how he’ll tell his friends, calmly telling the boy that she’s not that person and that he has her mixed up with other people, if she has the special item he will argue that she is that person because of it, if not he’ll still be suspicious, but will concede, or the player will try and push Camille to handle the situation who awkwardly talk to the boy about her feat as a combatant and attacking people. There’s a moment where the boy is stunned and the player thinks he freaked the boy out, but he happily claims how cool she is and can’t wait to tell the others. *This adds a point to the gooner pokemon battle event. o If Alistair is there, he will ask if they intend of making anything significant that might have an impact of the current situation. The boy explains that him and his brother just plan of using the parts for video games. This agitates Alistair who begins to berate the boy and the player has the option to confront Alistair or let him rant. Either way, the arguing causing the boy to get teary-eyed and fight back with Alistair for a while before the player steps in claiming that people are looking and reminding Alistair that they have a mission he cares so much about completing. o If Julian is there, he and the boy bond over the computer parts, video games, and explains to the kid that he’s trying to build a contraption and needs a specific part that isn’t in his box. The kid explains that he has it at home and that he’ll be back tomorrow around this time, so if he sees Julian, he’ll give him the part. This activates a side quest for Julian’s contraption. • Computer Part Shop </w:t>
-      </w:r>
-      <w:proofErr w:type="gramStart"/>
-      <w:r>
-        <w:t>o</w:t>
-      </w:r>
-      <w:proofErr w:type="gramEnd"/>
-      <w:r>
-        <w:t xml:space="preserve"> </w:t>
-      </w:r>
-      <w:proofErr w:type="gramStart"/>
-      <w:r>
-        <w:t>The</w:t>
-      </w:r>
-      <w:proofErr w:type="gramEnd"/>
-      <w:r>
-        <w:t xml:space="preserve"> player can enter a computer part shop, but most of the parts won’t be useful to Julian. o Potential side quest for other characters. ‘Mayor’s’ House Situation: Current Premise - The tavern owner and both ‘Mayors’ shares a connection. Something happened between them all. Prior to the incident. It was only after the incident that things got much worse. Name of Birkdale Village </w:t>
+        <w:t xml:space="preserve">and will have to select a couple of exercises to the platoon leader who will have many different reactions depending on the selected exercise. Regardless of what combination, they will happily accept Camille’s recommendation and ask her for a demonstration of strength. She’ll lift the player and leave with them over her shoulder to sound of cheering. o This will add a point to the gooner </w:t>
+      </w:r>
+      <w:proofErr w:type="spellStart"/>
+      <w:r>
+        <w:t>pokemon</w:t>
+      </w:r>
+      <w:proofErr w:type="spellEnd"/>
+      <w:r>
+        <w:t xml:space="preserve"> battle event to occur within the area. • Nerd Encounter, Guy carrying a box of computer parts (DAY I) o This guy is the younger brother to a popular streamer who he’s trying to help with his gaming setup. There’s something off about the interaction that gives the impression that something said is going on. The player might make a comment asking if people can still stream in these conditions and if others actually watch. The younger brother doesn’t respond positively/enthusiastically to the statement. o If Lowen is there, he will try and encourage the younger brother to keep helping his brother and enjoy themselves. This will encourage the boy to smile and continue on his way after stating he’ll be making a few trips, so he’ll see them around. o If Camille is there, he will begin exclaiming about how she is just like a popular fictional character from a video game and how much of an honor it is to meet her. Camille doesn’t know how to react to this and looks towards the player to help in the situation. The player will have a choice between acting like a security guard and jokingly move Camille away while tossing her hood over her face causing the boy to suspect that she’s a celebrity and brag about how he’ll tell his friends, calmly telling the boy that she’s not that person and that he has her mixed up with other people, if she has the special item he will argue that she is that person because of it, if not he’ll still be suspicious, but will concede, or the player will try and push Camille to handle the situation who awkwardly talk to the boy about her feat as a combatant and attacking people. There’s a moment where the boy is stunned and the player thinks he freaked the boy out, but he happily claims how cool she is and can’t wait to tell the others. *This adds a point to the gooner </w:t>
+      </w:r>
+      <w:proofErr w:type="spellStart"/>
+      <w:r>
+        <w:t>pokemon</w:t>
+      </w:r>
+      <w:proofErr w:type="spellEnd"/>
+      <w:r>
+        <w:t xml:space="preserve"> battle event. o If Alistair is there, he will ask if they intend of making anything significant that might have an impact of the current situation. The boy explains that him and his brother just plan of using the parts for video games. This agitates Alistair who begins to berate the boy and the player has the option to confront Alistair or let him rant. Either way, the arguing causing the boy to get teary-eyed and fight back with Alistair for a while before the player steps in claiming that people are looking and reminding Alistair that they have a mission he cares so much about completing. o If Julian is there, he and the boy bond over the computer parts, video games, and explains to the kid that he’s trying to build a contraption and needs a specific part that isn’t in his box. The kid explains that he has it at home and that he’ll be back tomorrow around this time, so if he sees Julian, he’ll give him the part. This activates a side quest for Julian’s contraption. • Computer Part Shop o The player can enter a computer part shop, but most of the parts won’t be useful to Julian. o Potential side quest for other characters. ‘Mayor’s’ House Situation: Current Premise - The tavern owner and both ‘Mayors’ shares a connection. Something happened between them all. Prior to the incident. It was only after the incident that things got much worse. Name of Birkdale Village </w:t>
       </w:r>
       <w:r>
         <w:lastRenderedPageBreak/>
-        <w:t xml:space="preserve">Mayor: Lorraine/Merideth/Kathryn/Elena Her Story: Man, alright. Keeping it relevant to the overall setting of the story. Maybe a family member of hers got sick, someone she cares about gender doesn’t matter, she trusted the Mayor of Hunter’s Pointe to care for them. The Mayor of Hunter’s Pointe asked the Tavern Owner to help since they are either related or good friends, she doesn’t know this part. From her perspective something happens that isn’t forgivable that results in the death or serious injury of the sick person since she can’t see them anymore because of the government and H.U.N.T.R factions got involved. She got the government involved so that H.U.N.T.R could leave and she could be reunited with her family and this sick person since going to the other town would mean she could be killed/ is hated greatly for getting the government involved. There was already an attack on the repurposed refugee center and on her because of the situation, so the people are concerned about her safety. At first, she didn’t really care and just wanted to be reunited with her people and the sick person, but once the military started to let it be known that they were planning on attacking the other town with a reason greater than what they were called in for, she asked to be given time to contact the others to reach some sort of agreement to get rid of H.U.N.T.R. despite being a dangerous and unforgiving organization. *The special item belongs to the person who was sick and they are revered as folk hero and the emblem/item is given to those are part of a tradition that would be celebrated as part of a community event. Since the event can no longer be hosted in the same way it normally would be, the games and events hosted at the Tavern act as a substitute with the Tavern owner acting as the host and final defender for any challengers since the sick person was the winner. No one knows where the sick person is, but they still respect their title. Part of the problem is that the Mayor of Hunter’s Pointe isn’t responding the tavern owner and won’t reach out to Birkdale’s Mayor to clear the air making her believe the sick person has died and they can’t deal with the guilt thus avoiding her. *Other side idea: The Mayor of Hunter’s Pointe was called by the Tavern Owner to get the sick person out of the bar for being too drunk. When they show </w:t>
-      </w:r>
-      <w:proofErr w:type="gramStart"/>
-      <w:r>
-        <w:t>up</w:t>
-      </w:r>
-      <w:proofErr w:type="gramEnd"/>
-      <w:r>
-        <w:t xml:space="preserve"> they’re able to resolve the tension since the </w:t>
-      </w:r>
-      <w:proofErr w:type="gramStart"/>
-      <w:r>
-        <w:t>Mayor</w:t>
-      </w:r>
-      <w:proofErr w:type="gramEnd"/>
-      <w:r>
-        <w:t xml:space="preserve"> and the sick person were related. They begin drinking together, have a great time, and have to leave. They get into an accident drunk driving putting the sick person into a coma with the nearest hospital being in Hunter’s Pointe. This happened prior to Wings of Icarus event and the Mayor of Birkdale doesn’t talk to the Mayor of Hunter’s Pointe out of anger/spite. The Wings of Icarus event occurs and the condition of the sick person gets even worse and that’s the last thing the female Mayor is told before communications go down and things get worse with the world. H.U.N.T.R moves in and takes over the hospital using it as their base of operation and stronghold for all the patients being hostages for them. They learn about the influence of the sick person and use the male Mayor as their spokesperson in getting the people to forcibly work with them. Similar to the people of Birkdale, people will have a varied number of perspectives on the situation in regards to the invasion of H.U.N.T.R and the Mayor. The male Mayor only agreed to working with H.U.N.T.R with the goal of getting their siblings back to full health and overthrowing the </w:t>
+        <w:t xml:space="preserve">Mayor: Lorraine/Merideth/Kathryn/Elena Her Story: Man, alright. Keeping it relevant to the overall setting of the story. Maybe a family member of hers got sick, someone she cares about gender doesn’t matter, she trusted the Mayor of Hunter’s Pointe to care for them. The Mayor of Hunter’s Pointe asked the Tavern Owner to help since they are either related or good friends, she doesn’t know this part. From her perspective something happens that isn’t forgivable that results in the death or serious injury of the sick person since she can’t see them anymore because of the government and H.U.N.T.R factions got involved. She got the government involved so that H.U.N.T.R could leave and she could be reunited with her family and this sick person since going to the other town would mean she could be killed/ is hated greatly for getting the government involved. There was already an attack on the repurposed refugee center and on her because of the situation, so the people are concerned about her safety. At first, she didn’t really care and just wanted to be reunited with her people and the sick person, but once the military started to let it be known that they were planning on attacking the other town with a reason greater than what they were called in for, she asked to be given time to contact the others to reach some sort of agreement to get rid of H.U.N.T.R. despite being a dangerous and unforgiving organization. *The special item belongs to the person who was sick and they are revered as folk hero and the emblem/item is given to those are part of a tradition that would be celebrated as part of a community event. Since the event can no longer be hosted in the same way it normally would be, the games and events hosted at the Tavern act as a substitute with the Tavern owner acting as the host and final defender for any challengers since the sick person was the winner. No one knows where the sick person is, but they still respect their title. Part of the problem is that the Mayor of Hunter’s Pointe isn’t responding the tavern owner and won’t reach out to Birkdale’s Mayor to clear the air making her believe the sick person has died and they can’t deal with the guilt thus avoiding her. *Other side idea: The Mayor of Hunter’s Pointe was called by the Tavern Owner to get the sick person out of the bar for being too drunk. When they show up they’re able to resolve the tension since the Mayor and the sick person were related. They begin drinking together, have a great time, and have to leave. They get into an accident drunk driving putting the sick person into a coma with the nearest hospital being in Hunter’s Pointe. This happened prior to Wings of Icarus event and the Mayor of Birkdale doesn’t talk to the Mayor of Hunter’s Pointe out of anger/spite. The Wings of Icarus event occurs and the condition of the sick person gets even worse and that’s the last thing the female Mayor is told before communications go down and things get worse with the world. H.U.N.T.R moves in and takes over the hospital using it as their base of operation and stronghold for all the patients being hostages for them. They learn about the influence of the sick person and use the male Mayor as their spokesperson in getting the people to forcibly work with them. Similar to the people of Birkdale, people will have a varied number of perspectives on the situation in regards to the invasion of H.U.N.T.R and the Mayor. The male Mayor only agreed to working with H.U.N.T.R with the goal of getting their siblings back to full health and overthrowing the </w:t>
       </w:r>
       <w:r>
         <w:lastRenderedPageBreak/>
-        <w:t xml:space="preserve">H.U.N.T.R faction now that they woke up from their coma as an Altered with new abilities that they’re trying to master before fighting. Hunter’s Pointe Subareas of Hunter’s Pointe: Hospital, Arm’s Dealer, H.U.N.T.R Base of Operation, Dog that looks like a Wolf, Mayor’s House • Hospital: You approach the hospital and H.U.N.T.R guards are at the entrance who question who you are. The player will have the option of Gaia’s Advocates, People seeking medicine/ medical help, curious people, or (after talking to Birkdale Mayor) visiting a patient. All options will be met with resistance unless the player has the special item with Camille which primes the ‘Mayor’ to rush out of the Hospital to speak with you. He invites you to his House to explain his side of the mayor dilemma. When the player walks up to the </w:t>
-      </w:r>
-      <w:proofErr w:type="gramStart"/>
-      <w:r>
-        <w:t>Hospital</w:t>
-      </w:r>
-      <w:proofErr w:type="gramEnd"/>
-      <w:r>
-        <w:t xml:space="preserve"> they notice someone standing in a large window watching them. They look disheveled, on edge, and concerned about your presence. The H.U.N.T.R guard will flash a light at the player asking who they are. If Camille is with the player with the special item, it glistens and blinds the guards and the person in the window who begins to rush down a hallway. • Arm’s Dealer: Reference to Resident Evil 4 merchant, he sells various weapons, ammunition, and offers a trade for a certain number of computer parts. • H.U.N.T.R Base of Operations: The Player approaches a small building that has been repurposed and physically changed with barbed wire, barred windows and a steel entrance door with a sliding window at eye level. There are guards with assault rifles outside of the entrance. They will silently glare at the player from a distance. If Lowen is with the player, he will tell the player they should leave and forces the player to return to the hub for Hunter’s Pointe. The other team members will express concern and warn the player to be careful. The player will have the choice to approach or leave. If they approach, they will be asked the H.U.N.T. R’s call and response. The player will have different choices and all of them will be wrong. The guards will tell them to leave and if the player persist, they’ll be shot and killed. Maybe the player can ask to talk and they could get some information from the guards as to what H.U.N.T.R is and fake interest in joining. • Dog that looks like a Wolf: The player will see a large dog that looks almost like a wolf. If Alistair is with the player, he’ll be able to sense that the it’s actually an Altered dog that grew very large. It’ll be the first time that he’s seen an Altered animal that hasn’t lost control and takes interest in possibly capturing the dog to study. This primes a side quest to capture the dog. If Julian is with the player, he’s scared of the dog and his irrational response makes the dog start barking and showing his fangs. If Lowen is with the player, he claims that the dog resembles another called Friender from a show he watched a long time ago. He believes that the dog could be friendly, but if the dog is anything like the show, he’d probably be extremely loyal. The player will have the option to pet or feed the dog. Neither option will work unless Alistair is there and does it. If Camille is with the player, they will have a silent intense stare down the dog will slowly approach, sniff Camille’s hand, and walk back towards to tree line it came from. The dog will return to the tree line, look back at the player and Camille, and disappear. The player will ask what that was about and Camille will explain that she felt as if it was a test of strength that occurred and the player will jokingly suggest that she </w:t>
+        <w:t xml:space="preserve">H.U.N.T.R faction now that they woke up from their coma as an Altered with new abilities that they’re trying to master before fighting. Hunter’s Pointe Subareas of Hunter’s Pointe: Hospital, Arm’s Dealer, H.U.N.T.R Base of Operation, Dog that looks like a Wolf, Mayor’s House • Hospital: You approach the hospital and H.U.N.T.R guards are at the entrance who question who you are. The player will have the option of Gaia’s Advocates, People seeking medicine/ medical help, curious people, or (after talking to Birkdale Mayor) visiting a patient. All options will be met with resistance unless the player has the special item with Camille which primes the ‘Mayor’ to rush out of the Hospital to speak with you. He invites you to his House to explain his side of the mayor dilemma. When the player walks up to the Hospital they notice someone standing in a large window watching them. They look disheveled, on edge, and concerned about your presence. The H.U.N.T.R guard will flash a light at the player asking who they are. If Camille is with the player with the special item, it glistens and blinds the guards and the person in the window who begins to rush down a hallway. • Arm’s Dealer: Reference to Resident Evil 4 merchant, he sells various weapons, ammunition, and offers a trade for a certain number of computer parts. • H.U.N.T.R Base of Operations: The Player approaches a small building that has been repurposed and physically changed with barbed wire, barred windows and a steel entrance door with a sliding window at eye level. There are guards with assault rifles outside of the entrance. They will silently glare at the player from a distance. If Lowen is with the player, he will tell the player they should leave and forces the player to return to the hub for Hunter’s Pointe. The other team members will express concern and warn the player to be careful. The player will have the choice to approach or leave. If they approach, they will be asked the H.U.N.T. R’s call and response. The player will have different choices and all of them will be wrong. The guards will tell them to leave and if the player persist, they’ll be shot and killed. Maybe the player can ask to talk and they could get some information from the guards as to what H.U.N.T.R is and fake interest in joining. • Dog that looks like a Wolf: The player will see a large dog that looks almost like a wolf. If Alistair is with the player, he’ll be able to sense that the it’s actually an Altered dog that grew very large. It’ll be the first time that he’s seen an Altered animal that hasn’t lost control and takes interest in possibly capturing the dog to study. This primes a side quest to capture the dog. If Julian is with the player, he’s scared of the dog and his irrational response makes the dog start barking and showing his fangs. If Lowen is with the player, he claims that the dog resembles another called </w:t>
+      </w:r>
+      <w:proofErr w:type="spellStart"/>
+      <w:r>
+        <w:t>Friender</w:t>
+      </w:r>
+      <w:proofErr w:type="spellEnd"/>
+      <w:r>
+        <w:t xml:space="preserve"> from a show he watched a long time ago. He believes that the dog could be friendly, but if the dog is anything like the show, he’d probably be extremely loyal. The player will have the option to pet or feed the dog. Neither option will work unless Alistair is there and does it. If Camille is with the player, they will have a silent intense stare down the dog will slowly approach, sniff Camille’s hand, and walk back towards to tree line it came from. The dog will return to the tree line, look back at the player and Camille, and disappear. The player will ask what that was about and Camille will explain that she felt as if it was a test of strength that occurred and the player will jokingly suggest that she </w:t>
       </w:r>
       <w:r>
         <w:lastRenderedPageBreak/>
@@ -2821,15 +2789,7 @@
       </w:r>
       <w:r>
         <w:lastRenderedPageBreak/>
-        <w:t xml:space="preserve">supplies and force doctors to treat their injured. During this invasion, Stefan fought against H.U.N.T.R by himself in order to protect the patients in their wing of the hospital. Although overwhelmed, the leader of the H.U.N.T.R group took a liking to Stefan’s tenacity and claimed they were looking for Ronan. The leader explained that they want people of influence in order to better claim the town and its people, expand their control with new areas, and explained the highlights of H.U.N.T. R’s purpose. Stefan explains that Ronan can’t and won’t do that for them. The leader forces him and their men into Ronan’s room seeing his condition and suggest a trade. They explain that there is a new form of human beings evolving and that his brother is undergoing that transformation, but he needs proper attention to survive. The hospital is running low on supplies, they killed a decent number of doctors when forcing their way in, and there aren’t other people who know as much as they do when it comes to where the world is going to in light of this new era. They propose that if Stefan agrees to work with H.U.N.T.R in order to influence the people of the town to allow them to stay, have people join their ranks to bolster their numbers, and ensure that their presence is kept secret, then they will ensure that Ronan survives and lives up to his name, influence, and potential both from his past feats future ones to come. Stefan agrees for the sake of Ronan’s protection not knowing that H.U.N.T.R would source supplies from Birkdale by attacking the people. The men who attack the residents of Birkdale mention Stefan’s name in some of their attacks as the person responsible which makes the people believe that Stefan is allowing H.U.N.T.R to hurt them despite being an important member of the community alongside Ronan. Elena hears of this and due to her connection with Ronan and Stefan, people ask her to do something in order to stop Stefan from allowing H.U.N.T.R to take advantage of them. Elena, confused at the change Stefan seems to have undergone, is now convinced that Ronan is dead and his death has made Stefan a much eviler person than she was convinced he was for getting into a drunken car accident with Ronan putting him in the hospital. Elena knows that she may be the only person capable of convincing Stefan to stop hurting people through H.U.N.T.R, but she’s not sure who he might be now and is scared that he could kill her and the idea of dying is conflicting since it could mean she could see her brother again, she wouldn’t have to be in charge/ responsible for all of this, and she could figure out what she wants for once. (That last one resonates with Camille). She decided to use their emergency station radio system located in the mayor’s government building to reach out to the government in order to ask for help, due to her father’s military experience and owning a HAM radio, she was able to figure it out and send out an emergency call. It worked and she was vilified as the new Mayor, the leader, of Birkdale and worked with the government when soldiers arrived. However, time is running out considering that the soldiers are sustaining more and more injuries holding of H.U.N.T.R raids at night and in order to put an end to these overnight raids, they plan on launching an attack on Hunter’s Pointe to stop it all together. Elena wants to protect Stefan despite everything going on, but she knows if the </w:t>
-      </w:r>
-      <w:proofErr w:type="gramStart"/>
-      <w:r>
-        <w:t>people</w:t>
-      </w:r>
-      <w:proofErr w:type="gramEnd"/>
-      <w:r>
-        <w:t xml:space="preserve"> she’s responsible for protecting were to find out she’d be crucified. At the same time, since the news </w:t>
+        <w:t xml:space="preserve">supplies and force doctors to treat their injured. During this invasion, Stefan fought against H.U.N.T.R by himself in order to protect the patients in their wing of the hospital. Although overwhelmed, the leader of the H.U.N.T.R group took a liking to Stefan’s tenacity and claimed they were looking for Ronan. The leader explained that they want people of influence in order to better claim the town and its people, expand their control with new areas, and explained the highlights of H.U.N.T. R’s purpose. Stefan explains that Ronan can’t and won’t do that for them. The leader forces him and their men into Ronan’s room seeing his condition and suggest a trade. They explain that there is a new form of human beings evolving and that his brother is undergoing that transformation, but he needs proper attention to survive. The hospital is running low on supplies, they killed a decent number of doctors when forcing their way in, and there aren’t other people who know as much as they do when it comes to where the world is going to in light of this new era. They propose that if Stefan agrees to work with H.U.N.T.R in order to influence the people of the town to allow them to stay, have people join their ranks to bolster their numbers, and ensure that their presence is kept secret, then they will ensure that Ronan survives and lives up to his name, influence, and potential both from his past feats future ones to come. Stefan agrees for the sake of Ronan’s protection not knowing that H.U.N.T.R would source supplies from Birkdale by attacking the people. The men who attack the residents of Birkdale mention Stefan’s name in some of their attacks as the person responsible which makes the people believe that Stefan is allowing H.U.N.T.R to hurt them despite being an important member of the community alongside Ronan. Elena hears of this and due to her connection with Ronan and Stefan, people ask her to do something in order to stop Stefan from allowing H.U.N.T.R to take advantage of them. Elena, confused at the change Stefan seems to have undergone, is now convinced that Ronan is dead and his death has made Stefan a much eviler person than she was convinced he was for getting into a drunken car accident with Ronan putting him in the hospital. Elena knows that she may be the only person capable of convincing Stefan to stop hurting people through H.U.N.T.R, but she’s not sure who he might be now and is scared that he could kill her and the idea of dying is conflicting since it could mean she could see her brother again, she wouldn’t have to be in charge/ responsible for all of this, and she could figure out what she wants for once. (That last one resonates with Camille). She decided to use their emergency station radio system located in the mayor’s government building to reach out to the government in order to ask for help, due to her father’s military experience and owning a HAM radio, she was able to figure it out and send out an emergency call. It worked and she was vilified as the new Mayor, the leader, of Birkdale and worked with the government when soldiers arrived. However, time is running out considering that the soldiers are sustaining more and more injuries holding of H.U.N.T.R raids at night and in order to put an end to these overnight raids, they plan on launching an attack on Hunter’s Pointe to stop it all together. Elena wants to protect Stefan despite everything going on, but she knows if the people she’s responsible for protecting were to find out she’d be crucified. At the same time, since the news </w:t>
       </w:r>
       <w:r>
         <w:lastRenderedPageBreak/>
@@ -2855,91 +2815,67 @@
       </w:r>
       <w:r>
         <w:lastRenderedPageBreak/>
-        <w:t xml:space="preserve">the Tavern owner. This realization primes him to ask who they are which the player explains who Gaia’s Advocates are and why they’re here in the town. Stefan mentions that he remembers hearing something about them. The player will as if he knows anything about the heavy H.U.N.T.R presence in the town and he explain his side of the story. He tells Ronan to get up and it turns out not only is he alive, but that he’s awaken from his coma with new Altered powers related to his fitness with becoming a sport athlete. He’s not completely healed, but only Stefan and one doctor know that he’s awake. Stefan wants to escape with Ronan, but Ronan is against this since he feels as if they both are responsible for the current state of affairs and it’s only right that they do what they can to fix things by reclaiming the town. However, they need to regain the trust of the other side first before staging some kind of rebellion. Ronan suggest that sneaking him over to Birkdale to talk with his sister might solve things, but they’ll have to find the opportunity to sneak him out. Stefan is against this considering that Ronan is the only thing preventing H.U.N.T.R from killing everyone in Hunter’s Pointe. Stefan subtly expresses the danger of H.U.N.T.R and how dangerous they really are. Instead, Stefan suggests that the player return the engagement ring that he proposed to Elena with that she threw back at him after the initial car accident. The doctor that Stefan was referring to enters and he introduces them before the doctor explains that the real H.U.N.T.R guards are going to coming soon and it’s best that the player and Camille leaves before they’re caught and not come back for the rest of the day to avoid suspicion. Stefan checks his pockets and can’t seem to find the ring. Panicked he tries to remember where it could be before suggesting talking to the Tavern owner. Stefan gives the player a message to give in his place. o If the player is with Julian, the above essentially happens minus the Camille specific interactions. o </w:t>
-      </w:r>
-      <w:proofErr w:type="gramStart"/>
-      <w:r>
-        <w:t>The</w:t>
-      </w:r>
-      <w:proofErr w:type="gramEnd"/>
-      <w:r>
-        <w:t xml:space="preserve"> player will go to the Tavern in order to speak to the Tavern Owner who explains some vital information about the power plant since that’s where Stefan and Ronan worked together at. The revelation of how H.U.N.T.R and the government are really in a race to obtain control over the nuclear plant is occurring, but both sides are weakened due to their fighting at night. H.U.N.T.R lacks the men, so they’re trying to recruit people and the government is losing their manpower, but has the firepower to end everything and take both sides hostage if they wanted. The Tavern Owner has the engagement ring that Stefan used as payment for his outstanding tab prior to the Wings of Icarus event and gives it to the player to in order to return it to Elena in hopes of convincing her that Stefan still does love her and telling her that Ronan is still alive, but both the government and H.U.N.T.R are using the people for their own advantage. The issue now is convincing both sides to come together. Camille is the key to that having respect from the townspeople on both sides not only because of the shielded cloak clasp, but for two other side quest that the player can complete. o </w:t>
-      </w:r>
-      <w:proofErr w:type="gramStart"/>
-      <w:r>
-        <w:t>The</w:t>
-      </w:r>
-      <w:proofErr w:type="gramEnd"/>
-      <w:r>
-        <w:t xml:space="preserve"> player will go to Birkdale to visit/revisit the </w:t>
-      </w:r>
-      <w:proofErr w:type="gramStart"/>
-      <w:r>
-        <w:t>Mayor</w:t>
-      </w:r>
-      <w:proofErr w:type="gramEnd"/>
-      <w:r>
-        <w:t xml:space="preserve"> and will return the engagement ring to Elena explaining Stefan’s side of things and that Ronan is alive, but he and Stefan are in danger still because of H.U.N.T.R. The best way of returning power of the towns to the people, saving Stefan and Ronan, and riding the towns of the government and H.U.N.T.R </w:t>
+        <w:t xml:space="preserve">the Tavern owner. This realization primes him to ask who they are which the player explains who Gaia’s Advocates are and why they’re here in the town. Stefan mentions that he remembers hearing something about them. The player will as if he knows anything about the heavy H.U.N.T.R presence in the town and he explain his side of the story. He tells Ronan to get up and it turns out not only is he alive, but that he’s awaken from his coma with new Altered powers related to his fitness with becoming a sport athlete. He’s not completely healed, but only Stefan and one doctor know that he’s awake. Stefan wants to escape with Ronan, but Ronan is against this since he feels as if they both are responsible for the current state of affairs and it’s only right that they do what they can to fix things by reclaiming the town. However, they need to regain the trust of the other side first before staging some kind of rebellion. Ronan suggest that sneaking him over to Birkdale to talk with his sister might solve things, but they’ll have to find the opportunity to sneak him out. Stefan is against this considering that Ronan is the only thing preventing H.U.N.T.R from killing everyone in Hunter’s Pointe. Stefan subtly expresses the danger of H.U.N.T.R and how dangerous they really are. Instead, Stefan suggests that the player return the engagement ring that he proposed to Elena with that she threw back at him after the initial car accident. The doctor that Stefan was referring to enters and he introduces them before the doctor explains that the real H.U.N.T.R guards are going to coming soon and it’s best that the player and Camille leaves before they’re caught and not come back for the rest of the day to avoid suspicion. Stefan checks his pockets and can’t seem to find the ring. Panicked he tries to remember where it could be before suggesting talking to the Tavern owner. Stefan gives the player a message to give in his place. o If the player is with Julian, the above essentially happens minus the Camille specific interactions. o The player will go to the Tavern in order to speak to the Tavern Owner who explains some vital information about the power plant since that’s where Stefan and Ronan worked together at. The revelation of how H.U.N.T.R and the government are really in a race to obtain control over the nuclear plant is occurring, but both sides are weakened due to their fighting at night. H.U.N.T.R lacks the men, so they’re trying to recruit people and the government is losing their manpower, but has the firepower to end everything and take both sides hostage if they wanted. The Tavern Owner has the engagement ring that Stefan used as payment for his outstanding tab prior to the Wings of Icarus event and gives it to the player to in order to return it to Elena in hopes of convincing her that Stefan still does love her and telling her that Ronan is still alive, but both the government and H.U.N.T.R are using the people for their own advantage. The issue now is convincing both sides to come together. Camille is the key to that having respect from the townspeople on both sides not only because of the shielded cloak clasp, but for two other side quest that the player can complete. o The player will go to Birkdale to visit/revisit the Mayor and will return the engagement ring to Elena explaining Stefan’s side of things and that Ronan is alive, but he and Stefan are in danger still because of H.U.N.T.R. The best way of returning power of the towns to the people, saving Stefan and Ronan, and riding the towns of the government and H.U.N.T.R </w:t>
       </w:r>
       <w:r>
         <w:lastRenderedPageBreak/>
-        <w:t xml:space="preserve">factions is through a rebellion of the people. Since the government and H.U.N.T.R forces are so limited, meeting at the Tavern at night on one of the common nights where fighting occurs between the two can be the way that get the message out with Camille, Gaia’s Advocates, being the shield that the people can trust in to protect them while they are the sword necessary to cut away the chains restricting them from living the lives they once knew. This will fast forward to good ending of this level allowing Gaia’s Advocates to work with the people to force both factions out while they are told to go restart the nuclear plant with protection of the people during the rebellion. • Gooner Pokémon Battle (DAY II) – Secure parts for Julian while stopping the weird nerds from trying to make sexual advances on Camille and other women in the area. This gains respect with the people of Birkdale. While exploring Birkdale, the player will run into a young man carrying a box of computer parts. If with Julian, he notices this, has a conversation with him and agrees to come back the next day in order to trade parts for a tool Julian is building. If the player is with Camille, the young man will remark on her beauty in an uncomfortable manner and say that she’s more her brother’s type, but his friends will be stoked to see her considering rumors about her strength are already getting around. If Alistair is there, the young man will confuse Alistair with Camille and her rumors, give him an uncomfortable compliment and pisses Alistair off. The young man explains that he’ll tell his friends what he saw and that Alistair might become even more popular than Camille is he’s really a guy. If the player is with Lowen, the young man, Lowen, and the player will talk a bit about the computer parts, how the young man has never seen them before, and he’ll ask if they know anything about Camille and the rumors about her. Since he’s </w:t>
-      </w:r>
-      <w:proofErr w:type="gramStart"/>
-      <w:r>
-        <w:t>underage</w:t>
-      </w:r>
-      <w:proofErr w:type="gramEnd"/>
-      <w:r>
-        <w:t xml:space="preserve"> he can’t go into the bar to see her, but he goes on an elaborate scheme of poetry describing her beauty to an uncomfortable amount of detail. He </w:t>
-      </w:r>
-      <w:proofErr w:type="gramStart"/>
-      <w:r>
-        <w:t>end</w:t>
-      </w:r>
-      <w:proofErr w:type="gramEnd"/>
-      <w:r>
-        <w:t xml:space="preserve"> things asking if the player and Lowen can confirm if Camille lives up to his fantasy and expresses that is more or less how his brother talks about girls and when he actually sees her, he’ll go insane. Hopefully, the rumors will be enough for him to finally leave the house. Lowen will ask more about this and will learn that the young man’s older brother was a streamer, lost everything after the accident, gained a ton of weight, stayed inside, lost his original self and complains about how he doesn’t get attention from women anymore and this might bring him back to normal. The next day, there will be a group of nerdy men with a terrible smell chanting to see their empress, Camille. If the player chooses to approach them, whoever the partner is will suggest that they get the others since something doesn’t feel right. Once the nerdy guys see </w:t>
-      </w:r>
-      <w:proofErr w:type="gramStart"/>
-      <w:r>
-        <w:t>Camille</w:t>
-      </w:r>
-      <w:proofErr w:type="gramEnd"/>
-      <w:r>
-        <w:t xml:space="preserve"> they begin to go feral asking her to do perverted things to them, but they start threatening to fight amongst each other before coming to the conclusion of fighting for her to do perverted, abusive things, to them. With the first offer suggested, a nerd steps in front of Camille claiming that anyone who wants that “reward” would have to beat him initiating the Pokémon battle situation where Lowen acts as a commentator comedically provoking the situation. The rules would be explained as to how it works, the first battle will be a tutorial, 3 more battles will transpire where the “reward” ask will become more depraved and </w:t>
+        <w:t xml:space="preserve">factions is through a rebellion of the people. Since the government and H.U.N.T.R forces are so limited, meeting at the Tavern at night on one of the common nights where fighting occurs between the two can be the way that get the message out with Camille, Gaia’s Advocates, being the shield that the people can trust in to protect them while they are the sword necessary to cut away the chains restricting them from living the lives they once knew. This will fast forward to good ending of this level allowing Gaia’s Advocates to work with the people to force both factions out while they are told to go restart the nuclear plant with protection of the people during the rebellion. • Gooner Pokémon Battle (DAY II) – Secure parts for Julian while stopping the weird nerds from trying to make sexual advances on Camille and other women in the area. This gains respect with the people of Birkdale. While exploring Birkdale, the player will run into a young man carrying a box of computer parts. If with Julian, he notices this, has a conversation with him and agrees to come back the next day in order to trade parts for a tool Julian is building. If the player is with Camille, the young man will remark on her beauty in an uncomfortable manner and say that she’s more her brother’s type, but his friends will be stoked to see her considering rumors about her strength are already getting around. If Alistair is there, the young man will confuse Alistair with Camille and her rumors, give him an uncomfortable compliment and pisses Alistair off. The young man explains that he’ll tell his friends what he saw and that Alistair might become even more popular than Camille is he’s really a guy. If the player is with Lowen, the young man, Lowen, and the player will talk a bit about the computer parts, how the young man has never seen them before, and he’ll ask if they know anything about Camille and the rumors about her. Since he’s underage he can’t go into the bar to see her, but he goes on an elaborate scheme of poetry describing her beauty to an uncomfortable amount of detail. He end things asking if the player and Lowen can confirm if Camille lives up to his fantasy and expresses that is more or less how his brother talks about girls and when he actually sees her, he’ll go insane. Hopefully, the rumors will be enough for him to finally leave the house. Lowen will ask more about this and will learn that the young man’s older brother was a streamer, lost everything after the accident, gained a ton of weight, stayed inside, lost his original self and complains about how he doesn’t get attention from women anymore and this might bring him back to normal. The next day, there will be a group of nerdy men with a terrible smell chanting to see their empress, Camille. If the player chooses to approach them, whoever the partner is will suggest that they get the others since something doesn’t feel right. Once the nerdy guys see Camille they begin to go feral asking her to do perverted things to them, but they start threatening to fight amongst each other before coming to the conclusion of fighting for her to do perverted, abusive things, to them. With the first offer suggested, a nerd steps in front of Camille claiming that anyone who wants that “reward” would have to beat him initiating the Pokémon battle situation where Lowen acts as a commentator comedically provoking the situation. The rules would be explained as to how it works, the first battle will be a tutorial, 3 more battles will transpire where the “reward” ask will become more depraved and </w:t>
       </w:r>
       <w:r>
         <w:lastRenderedPageBreak/>
-        <w:t xml:space="preserve">intense. After holding off the nerds, the young man’s obese older brother will show up, where two nerds will be needed to fight him. He will go on a rant about his past how he had everything, it was taken away, how it ruined his ascent to godhood or something stupid, and this is the prize that he’s been waiting on this entire time and how he’ll suffocate her with his love since she deserves it. This creeps Camille out greatly. The younger brother sees this and explains that he just wanted his brother back, but not like this. The older brother says something lame like “If you’re not with me, then </w:t>
-      </w:r>
-      <w:proofErr w:type="gramStart"/>
-      <w:r>
-        <w:t>your</w:t>
-      </w:r>
-      <w:proofErr w:type="gramEnd"/>
-      <w:r>
-        <w:t xml:space="preserve"> against me.” (There’s some cringe video of a kid talking about in front of me, behind me, beside me blah, blah, blah. I’ll lift some stuff from that for this. Gotta send it home with how cringe this is going to be.) The younger brother will fight with whatever other nerd that the player selects. Maybe I’ll have the brother’s options resemble undertale as a joke and focus on him trying to talk to the older brother and it doing critical damage after 3 talks or something. When defeating the older brother, he will inject himself with something emulating a resident evil boss for a phase two where a tremendous amount of steam is released from his body transforming him to a skinnier version of himself that Camille finds attractive, but tries to restrain herself for showing it, however, the player notices. The second battle happens and a final bout is had between the younger and older brother. When victorious, Julian and the younger brother conversate and Julian relates a bit to his experience. As such, the younger brother gives Julian the part, hopes that this can maybe help his older brother become himself or someone better again, and wishes them well before hauling his older brother away. The crowd watching over applauds Camille and Gaia’s Advocates for dealing with the nerd since some of them have been trying go after the women in town making them uncomfortable. Although reluctant to speak up, Camille fumbles her way through a speech about the strength of women and how no one should be made to feel weak. They cheer her on and comment on how her sense of justice resembles Ronan’s, the last bearer of the cloak clasp. Camille repeats Ronan’s name and someone in the crowd tells her to speak with the mayor to learn more about her brother. Just know that it’s a sensitive topic. *This opens up a new topic to discuss with Elena. o How to trigger the Event- Talk with the younger brother on day 1, return to his spot on day 2 in Birkdale. o Reward: Part for Julian’s contraption and more information about the main quest. • Arm’s Dealer’s Side Quest (DAYII): Secure parts from the computer shop and the young man with parts in order to complete trade for a weapon that isn’t purchasable with money. After completing the Gooner Pokemon Battle side quest, Julian will receive some parts for his contraption that he won’t need. This is one of the parts needed to complete the quest. The other part can be purchased from the computer shop in Birkdale. o How to trigger the Event- Talk to the Arm’s dealer. o Reward – A special pistol that is capable of shooting through multiple targets. • Julian’s Contraption Side Quest: Secure all of the parts needed to create Julian’s contraption: A visual infrared sensor. You can complete the gooner pokemon battle and purchase a tablet screen from the computer shop to complete Julian’s contraption. o How to trigger the Event: Automatic o Reward: RESPECT +1 from Julian, Visual </w:t>
+        <w:t xml:space="preserve">intense. After holding off the nerds, the young man’s obese older brother will show up, where two nerds will be needed to fight him. He will go on a rant about his past how he had everything, it was taken away, how it ruined his ascent to godhood or something stupid, and this is the prize that he’s been waiting on this entire time and how he’ll suffocate her with his love since she deserves it. This creeps Camille out greatly. The younger brother sees this and explains that he just wanted his brother back, but not like this. The older brother says something lame like “If you’re not with me, then your against me.” (There’s some cringe video of a kid talking about in front of me, behind me, beside me blah, blah, blah. I’ll lift some stuff from that for this. Gotta send it home with how cringe this is going to be.) The younger brother will fight with whatever other nerd that the player selects. Maybe I’ll have the brother’s options resemble </w:t>
+      </w:r>
+      <w:proofErr w:type="spellStart"/>
+      <w:r>
+        <w:t>undertale</w:t>
+      </w:r>
+      <w:proofErr w:type="spellEnd"/>
+      <w:r>
+        <w:t xml:space="preserve"> as a joke and focus on him trying to talk to the older brother and it doing critical damage after 3 talks or something. When defeating the older brother, he will inject himself with something emulating a resident evil boss for a phase two where a tremendous amount of steam is released from his body transforming him to a skinnier version of himself that Camille finds attractive, but tries to restrain herself for showing it, however, the player notices. The second battle happens and a final bout is had between the younger and older brother. When victorious, Julian and the younger brother conversate and Julian relates a bit to his experience. As such, the younger brother gives Julian the part, hopes that this can maybe help his older brother become himself or someone better again, and wishes them well before hauling his older brother away. The crowd watching over applauds Camille and Gaia’s Advocates for dealing with the nerd since some of them have been trying go after the women in town making them uncomfortable. Although reluctant to speak up, Camille fumbles her way through a speech about the strength of women and how no one should be made to feel weak. They cheer her on and comment on how her sense of justice resembles Ronan’s, the last bearer of the cloak clasp. Camille repeats Ronan’s name and someone in the crowd tells her to speak with the mayor to learn more about her brother. Just know that it’s a sensitive topic. *This opens up a new topic to discuss with Elena. o How to trigger the Event- Talk with the younger brother on day 1, return to his spot on day 2 in Birkdale. o Reward: Part for Julian’s contraption and more information about the main quest. • Arm’s Dealer’s Side Quest (DAYII): Secure parts from the computer shop and the young man with parts in order to complete trade for a weapon that isn’t purchasable with money. After completing the Gooner </w:t>
+      </w:r>
+      <w:proofErr w:type="spellStart"/>
+      <w:r>
+        <w:t>Pokemon</w:t>
+      </w:r>
+      <w:proofErr w:type="spellEnd"/>
+      <w:r>
+        <w:t xml:space="preserve"> Battle side quest, Julian will receive some parts for his contraption that he won’t need. This is one of the parts needed to complete the quest. The other part can be purchased from the computer shop in Birkdale. o How to trigger the Event- Talk to the Arm’s dealer. o Reward – A special pistol that is capable of shooting through multiple targets. • Julian’s Contraption Side Quest: Secure all of the parts needed to create Julian’s contraption: A visual infrared sensor. You can complete the gooner </w:t>
+      </w:r>
+      <w:proofErr w:type="spellStart"/>
+      <w:r>
+        <w:t>pokemon</w:t>
+      </w:r>
+      <w:proofErr w:type="spellEnd"/>
+      <w:r>
+        <w:t xml:space="preserve"> battle and purchase a tablet screen from the computer shop to complete Julian’s contraption. o How to trigger the Event: Automatic o Reward: RESPECT +1 from Julian, Visual </w:t>
       </w:r>
       <w:r>
         <w:lastRenderedPageBreak/>
-        <w:t xml:space="preserve">Infrared Sensor Tool for Infiltration • Refugee Center Women’s Safety (DAY I): Figure out who has been harassing the women of Birkdale and expose them. *Might not include this honestly. Kind of pointless and doesn’t have much to gain from this as the player. • Hungry H.U.N.T.R Soldiers (DAY I): Secure food from the Tavern in order to feed the H.U.N.T.R soldiers outside of their headquarters to gain information. The soldiers will give a bit of context as to why they are in the town, tell the player what they need to do in order to be part of the organization, and where they plan on moving next: Florida. o How to trigger the Event: Speak to the guards and select the right options to convince them you want to join their organization. o Reward: Information on H.U.N.T.R, Foreshadowing, new option of conversation with Lowen at next campsite. • Lone Wolf Recruitment: Secure uncooked steak from the Tavern in order to feed Wolf-like dog to gain its trust (Alistair Only). The wolf-like dog will only trust Alistair if he feeds him an uncooked steak that can be purchased from the Tavern. o How to trigger Event: Interact with the wolf-like dog with Alistair. After using his abilities and petting the dog, he’ll see that the dog was injured and needs food. o Reward: New option of conversation with Alistair at the next campsite. --------------------------------------------------------------------------------------------------------------------- Alright, side quest and overall story for the level is completed. The only other thing I need to do is connect the towns story with the nuclear plant and Gaia’s Advocates overall mission. I know I said Ronan and Stefan worked together at the nuclear plant. I mean, does much else need to be done if the player follows the main route? If anything, I need to spend time trying to figure out the possible alternative routes. There was supposed to be three routes where either the government wins, H.U.N.T.R wins, or the townspeople win. I’ve done the townspeople route and ending. What do the alternate endings look like? Man, this is going to be a lot of work…, but it’s fine. To keep it simple, for now, let’s just say that when the player talks to </w:t>
-      </w:r>
-      <w:proofErr w:type="gramStart"/>
-      <w:r>
-        <w:t>either soldiers</w:t>
-      </w:r>
-      <w:proofErr w:type="gramEnd"/>
-      <w:r>
-        <w:t xml:space="preserve"> representing the opposing factions they can get them to admit to an attack happening and one of them will be attacking earlier than the other. They attacks are expected to occur within 3-5 days and the government are trying to attack in 5 days since they’re waiting for reinforcements and better weapons while H.U.N.T.R wants to attack in 3 days since they’ve been observing their opponents during their night attacks and are much more familiar with the territory having been in the area longer. I think this works for now. Either way, Gaia’s Advocates will infiltrate during the chaos, but during the townspeople route Stefan and Ronan help get Gaia’s Advocates inside and help navigate them to where they need to be to install the filtration device. I think that covers mostly everything. When I work on the script, I’ll obviously go in more detail with all of the sections and possibly get more ideas as I go on. I think were done for now. Let’s get to work. Oh! Gaia’s Advocates and their reactions to all of this information. Going to the Tavern you’ll be able to speak to the members about what you learn throughout the days. Lowen and Alistair will be the main ones to talk to about this. Camille will be more focused on the awkwardness with being in the limelight and Julian will be bothered by the noise in the Tavern and will debate on staying in their room or tagging along with the player just to avoid it. Once interacting with </w:t>
+        <w:t xml:space="preserve">Infrared Sensor Tool for Infiltration • Refugee Center Women’s Safety (DAY I): Figure out who has been harassing the women of Birkdale and expose them. *Might not include this honestly. Kind of pointless and doesn’t have much to gain from this as the player. • Hungry H.U.N.T.R Soldiers (DAY I): Secure food from the Tavern in order to feed the H.U.N.T.R soldiers outside of their headquarters to gain information. The soldiers will give a bit of context as to why they are in the town, tell the player what they need to do in order to be part of the organization, and where they plan on moving next: Florida. o How to trigger the Event: Speak to the guards and select the right options to convince them you want to join their organization. o Reward: Information on H.U.N.T.R, Foreshadowing, new option of conversation with Lowen at next campsite. • Lone Wolf Recruitment: Secure uncooked steak from the Tavern in order to feed Wolf-like dog to gain its trust (Alistair Only). The wolf-like dog will only trust Alistair if he feeds him an uncooked steak that can be purchased from the Tavern. o How to trigger Event: Interact with the wolf-like dog with Alistair. After using his abilities and petting the dog, he’ll see that the dog was injured and needs food. o Reward: New option of conversation with Alistair at the next campsite. --------------------------------------------------------------------------------------------------------------------- Alright, side quest and overall story for the level is completed. The only other thing I need to do is connect the towns story with the nuclear plant and Gaia’s Advocates overall mission. I know I said Ronan and Stefan worked together at the nuclear plant. I mean, does much else need to be done if the player follows the main route? If anything, I need to spend time trying to figure out the possible alternative routes. There was supposed to be three routes where either the government wins, H.U.N.T.R wins, or the townspeople win. I’ve done the townspeople route and ending. What do the alternate endings look like? Man, this is going to be a lot of work…, but it’s fine. To keep it simple, for now, let’s just say that when the player talks to either soldiers representing the opposing factions they can get them to admit to an attack happening and one of them will be attacking earlier than the other. They attacks are expected to occur within 3-5 days and the government are trying to attack in 5 days since they’re waiting for reinforcements and better weapons while H.U.N.T.R wants to attack in 3 days since they’ve been observing their opponents during their night attacks and are much more familiar with the territory having been in the area longer. I think this works for now. Either way, Gaia’s Advocates will infiltrate during the chaos, but during the townspeople route Stefan and Ronan help get Gaia’s Advocates inside and help navigate them to where they need to be to install the filtration device. I think that covers mostly everything. When I work on the script, I’ll obviously go in more detail with all of the sections and possibly get more ideas as I go on. I think were done for now. Let’s get to work. Oh! Gaia’s Advocates and their reactions to all of this information. Going to the Tavern you’ll be able to speak to the members about what you learn throughout the days. Lowen and Alistair will be the main ones to talk to about this. Camille will be more focused on the awkwardness with being in the limelight and Julian will be bothered by the noise in the Tavern and will debate on staying in their room or tagging along with the player just to avoid it. Once interacting with </w:t>
       </w:r>
       <w:r>
         <w:lastRenderedPageBreak/>
-        <w:t xml:space="preserve">the young man with computer parts or finding the computer part store, he’ll be focused on leave to met again for his part and/or going to the store to see what’s there again. --------------------------------------------------------------------------------------------------------------------- Gaia’s Advocates and the McGuire Situation I might separate things and information based on the day, but I don’t want to give myself even more work to do when I haven’t even started yet. What I’ll do, for now, is section ideas of reactions based on each of the characters with multiple levels that can deepened based on the stages of the main quest they are on and some of the side quest completed. That, and an overall opinion established based on the intro scene. I do want a segment of Lowen being drunk and revealing some information about H.U.N.T.R that he knows and leave clues as to why he can’t go to Hunter’s Pointe with the player. This will be a day two event. Alistair • McGuire Situation: He doesn’t think that getting involved with the town’s affairs is worthwhile. The rowdiness of the people shows a heightened level of instability that can’t be relied upon and considering that they’re in a Tavern most of the people will be drunk. In regards to the other sides of the town, all that matters is trying to get information about the nuclear plant and if the government and H.U.N.T.R factions will make it difficult to complete their mission. Anything else is excess they don’t need. After the arm-wrestling situation Alistair expresses that he doesn’t approve of the player distracting the team from what’s important with childish games that test strength. Just because Camille won, doesn’t prove or help anything in regards to their overall mission. • Side Quest: Will berate you for bringing up anything that doesn’t deal with Gaia’s Advocates overall mission. The only side quest that he has interest in will be with the Dog that only he can feed. He’ll give insight on what the dog might want and that it’s interesting to see it remain stability despite the clear rapid cell growth its undergone. He’ll express interest in possibly keeping the dog if it were really possible. There is a sense of sentimentality in Alistair’s eyes seeing the dog. When the situation with Stefan and Ronan gets explained to Alistair, he’s agitated at the concept of allowing an organization like H.UN.T. R to get involved for something so selfish, but stops himself from commenting more. He predicts that H.U.N.T.R will attack first, it’ll be a bloodbath, and recommends that they complete their mission before such a battle occurs. The player will argue that abandoning the people to fend for themselves and help goes against the idea of what Gaia’s Advocates stands for. This angers Alistair to yell at the player what do they know about what Gaia stands for. This causes the Tavern to quiet down before resuming as normal. • Personal Conversation: Alistair can’t concentrate in order to use his abilities. The player isn’t helping by disturbing him and urges them to ensure that none of the others drink since they are working and not on vacation. Everyone needs to be ready in the event of anything occurring. If the feeding dog side quest is complete the player can ask Alistair why he would bother feeding the dog since it doesn’t have anything to do with their mission. Alistair is hesitant, but holds his chest and says he momentarily entertained a memory, a bit of nostalgia, and for the player to forget they ever saw that or he’ll make sure they forget it while lifting his hand using his abilities. • Multi Day Event: </w:t>
+        <w:t xml:space="preserve">the young man with computer parts or finding the computer part store, he’ll be focused on leave to </w:t>
+      </w:r>
+      <w:proofErr w:type="spellStart"/>
+      <w:r>
+        <w:t>met</w:t>
+      </w:r>
+      <w:proofErr w:type="spellEnd"/>
+      <w:r>
+        <w:t xml:space="preserve"> again for his part and/or going to the store to see what’s there again. --------------------------------------------------------------------------------------------------------------------- Gaia’s Advocates and the McGuire Situation I might separate things and information based on the day, but I don’t want to give myself even more work to do when I haven’t even started yet. What I’ll do, for now, is section ideas of reactions based on each of the characters with multiple levels that can deepened based on the stages of the main quest they are on and some of the side quest completed. That, and an overall opinion established based on the intro scene. I do want a segment of Lowen being drunk and revealing some information about H.U.N.T.R that he knows and leave clues as to why he can’t go to Hunter’s Pointe with the player. This will be a day two event. Alistair • McGuire Situation: He doesn’t think that getting involved with the town’s affairs is worthwhile. The rowdiness of the people shows a heightened level of instability that can’t be relied upon and considering that they’re in a Tavern most of the people will be drunk. In regards to the other sides of the town, all that matters is trying to get information about the nuclear plant and if the government and H.U.N.T.R factions will make it difficult to complete their mission. Anything else is excess they don’t need. After the arm-wrestling situation Alistair expresses that he doesn’t approve of the player distracting the team from what’s important with childish games that test strength. Just because Camille won, doesn’t prove or help anything in regards to their overall mission. • Side Quest: Will berate you for bringing up anything that doesn’t deal with Gaia’s Advocates overall mission. The only side quest that he has interest in will be with the Dog that only he can feed. He’ll give insight on what the dog might want and that it’s interesting to see it remain stability despite the clear rapid cell growth its undergone. He’ll express interest in possibly keeping the dog if it were really possible. There is a sense of sentimentality in Alistair’s eyes seeing the dog. When the situation with Stefan and Ronan gets explained to Alistair, he’s agitated at the concept of allowing an organization like H.UN.T. R to get involved for something so selfish, but stops himself from commenting more. He predicts that H.U.N.T.R will attack first, it’ll be a bloodbath, and recommends that they complete their mission before such a battle occurs. The player will argue that abandoning the people to fend for themselves and help goes against the idea of what Gaia’s Advocates stands for. This angers Alistair to yell at the player what do they know about what Gaia stands for. This causes the Tavern to quiet down before resuming as normal. • Personal Conversation: Alistair can’t concentrate in order to use his abilities. The player isn’t helping by disturbing him and urges them to ensure that none of the others drink since they are working and not on vacation. Everyone needs to be ready in the event of anything occurring. If the feeding dog side quest is complete the player can ask Alistair why he would bother feeding the dog since it doesn’t have anything to do with their mission. Alistair is hesitant, but holds his chest and says he momentarily entertained a memory, a bit of nostalgia, and for the player to forget they ever saw that or he’ll make sure they forget it while lifting his hand using his abilities. • Multi Day Event: </w:t>
       </w:r>
       <w:r>
         <w:lastRenderedPageBreak/>
-        <w:t xml:space="preserve">None at this time Julian/Silas • McGuire Situation: Julian thinks that it’s cool to be in a place with a high sense of morale and community. It’s something he’s never experienced and it’s nice to immediately be a part of it, but it’s a lot, all at once, and it’s overwhelming. • Side Quest: Only concerned about the young man with the computer parts that he needs to create his contraption. During the battle with the nerds, Julian is impressed to see/meet so many people who seemed similar yet so different than him. He spent most of the time just talking to other nerds who weren’t fighting about their interest and sharing ideas of things Julian can do to complete his contraption that he didn’t consider before. • Personal Conversation: This town has made him question what a community is and what he would like to be part of and actually belong for once. Despite the uniqueness of the town with its variety of areas with their own personalities, it makes him still feel as if he doesn’t have a true place where he belongs and is worried that if he can’t find that place neither can Silas. So, even if the opportunity arises for Julian and Silas to separate since that’s what Silas seems to want or if they can find a real way to live with one another in peace, it’s important Julian does his part to find that place for the both of them. *There’s more I can do with this, but I’ll need to review Julian’s character arc and motivations. • Multi Day Event: If Julian is waiting in the Tavern after the Gooner Pokemon battle, he’ll be getting drunk with other nerds talking about the event and how there are different levels of nerds that existed in the town and how becoming Altered has made their fantasies of having super powers and abilities have kind of come true in a way. They’re living in a post-apocalyptic comic book world, but Gaia’s Advocates are the ones destined to save it. Julian and the others are drunk. (Day 2). The following day, Julian is hung over and involuntarily switches between himself and Silas. (Day 3). </w:t>
+        <w:t xml:space="preserve">None at this time Julian/Silas • McGuire Situation: Julian thinks that it’s cool to be in a place with a high sense of morale and community. It’s something he’s never experienced and it’s nice to immediately be a part of it, but it’s a lot, all at once, and it’s overwhelming. • Side Quest: Only concerned about the young man with the computer parts that he needs to create his contraption. During the battle with the nerds, Julian is impressed to see/meet so many people who seemed similar yet so different than him. He spent most of the time just talking to other nerds who weren’t fighting about their interest and sharing ideas of things Julian can do to complete his contraption that he didn’t consider before. • Personal Conversation: This town has made him question what a community is and what he would like to be part of and actually belong for once. Despite the uniqueness of the town with its variety of areas with their own personalities, it makes him still feel as if he doesn’t have a true place where he belongs and is worried that if he can’t find that place neither can Silas. So, even if the opportunity arises for Julian and Silas to separate since that’s what Silas seems to want or if they can find a real way to live with one another in peace, it’s important Julian does his part to find that place for the both of them. *There’s more I can do with this, but I’ll need to review Julian’s character arc and motivations. • Multi Day Event: If Julian is waiting in the Tavern after the Gooner </w:t>
+      </w:r>
+      <w:proofErr w:type="spellStart"/>
+      <w:r>
+        <w:t>Pokemon</w:t>
+      </w:r>
+      <w:proofErr w:type="spellEnd"/>
+      <w:r>
+        <w:t xml:space="preserve"> battle, he’ll be getting drunk with other nerds talking about the event and how there are different levels of nerds that existed in the town and how becoming Altered has made their fantasies of having super powers and abilities have kind of come true in a way. They’re living in a post-apocalyptic comic book world, but Gaia’s Advocates are the ones destined to save it. Julian and the others are drunk. (Day 2). The following day, Julian is hung over and involuntarily switches between himself and Silas. (Day 3). </w:t>
       </w:r>
       <w:r>
         <w:t> </w:t>
@@ -3134,13 +3070,8 @@
       </w:r>
     </w:p>
     <w:p>
-      <w:proofErr w:type="gramStart"/>
-      <w:r>
-        <w:t>So</w:t>
-      </w:r>
-      <w:proofErr w:type="gramEnd"/>
-      <w:r>
-        <w:t xml:space="preserve"> your next step is NOT:</w:t>
+      <w:r>
+        <w:t>So your next step is NOT:</w:t>
       </w:r>
     </w:p>
     <w:p>
@@ -3520,15 +3451,7 @@
     </w:p>
     <w:p>
       <w:r>
-        <w:t xml:space="preserve">Right </w:t>
-      </w:r>
-      <w:proofErr w:type="gramStart"/>
-      <w:r>
-        <w:t>now</w:t>
-      </w:r>
-      <w:proofErr w:type="gramEnd"/>
-      <w:r>
-        <w:t xml:space="preserve"> the biggest danger is:</w:t>
+        <w:t>Right now the biggest danger is:</w:t>
       </w:r>
     </w:p>
     <w:p>
@@ -3576,28 +3499,12 @@
     </w:p>
     <w:p>
       <w:r>
-        <w:t xml:space="preserve">Right </w:t>
-      </w:r>
-      <w:proofErr w:type="gramStart"/>
-      <w:r>
-        <w:t>now</w:t>
-      </w:r>
-      <w:proofErr w:type="gramEnd"/>
-      <w:r>
-        <w:t xml:space="preserve"> it feels like:</w:t>
-      </w:r>
-    </w:p>
-    <w:p>
-      <w:r>
-        <w:t>“</w:t>
-      </w:r>
-      <w:proofErr w:type="gramStart"/>
-      <w:r>
-        <w:t>random</w:t>
-      </w:r>
-      <w:proofErr w:type="gramEnd"/>
-      <w:r>
-        <w:t xml:space="preserve"> comedy section.”</w:t>
+        <w:t>Right now it feels like:</w:t>
+      </w:r>
+    </w:p>
+    <w:p>
+      <w:r>
+        <w:t>“random comedy section.”</w:t>
       </w:r>
     </w:p>
     <w:p>
@@ -3777,21 +3684,12 @@
           <w:bCs/>
         </w:rPr>
       </w:pPr>
-      <w:proofErr w:type="gramStart"/>
-      <w:r>
-        <w:rPr>
-          <w:b/>
-          <w:bCs/>
-        </w:rPr>
-        <w:t>Camille</w:t>
-      </w:r>
-      <w:proofErr w:type="gramEnd"/>
-      <w:r>
-        <w:rPr>
-          <w:b/>
-          <w:bCs/>
-        </w:rPr>
-        <w:t xml:space="preserve"> learning she has value beyond violence.</w:t>
+      <w:r>
+        <w:rPr>
+          <w:b/>
+          <w:bCs/>
+        </w:rPr>
+        <w:t>Camille learning she has value beyond violence.</w:t>
       </w:r>
     </w:p>
     <w:p>
@@ -4084,15 +3982,7 @@
     </w:p>
     <w:p>
       <w:r>
-        <w:t>“</w:t>
-      </w:r>
-      <w:proofErr w:type="gramStart"/>
-      <w:r>
-        <w:t>obvious</w:t>
-      </w:r>
-      <w:proofErr w:type="gramEnd"/>
-      <w:r>
-        <w:t xml:space="preserve"> hints.”</w:t>
+        <w:t>“obvious hints.”</w:t>
       </w:r>
     </w:p>
     <w:p>
@@ -4102,15 +3992,7 @@
     </w:p>
     <w:p>
       <w:r>
-        <w:t>“</w:t>
-      </w:r>
-      <w:proofErr w:type="gramStart"/>
-      <w:r>
-        <w:t>something</w:t>
-      </w:r>
-      <w:proofErr w:type="gramEnd"/>
-      <w:r>
-        <w:t xml:space="preserve"> feels off.”</w:t>
+        <w:t>“something feels off.”</w:t>
       </w:r>
     </w:p>
     <w:p>
@@ -4237,15 +4119,7 @@
     </w:p>
     <w:p>
       <w:r>
-        <w:t>“</w:t>
-      </w:r>
-      <w:proofErr w:type="gramStart"/>
-      <w:r>
-        <w:t>fun</w:t>
-      </w:r>
-      <w:proofErr w:type="gramEnd"/>
-      <w:r>
-        <w:t xml:space="preserve"> bartender guy.”</w:t>
+        <w:t>“fun bartender guy.”</w:t>
       </w:r>
     </w:p>
     <w:p>
@@ -4377,15 +4251,7 @@
     </w:p>
     <w:p>
       <w:r>
-        <w:t xml:space="preserve">Right </w:t>
-      </w:r>
-      <w:proofErr w:type="gramStart"/>
-      <w:r>
-        <w:t>now</w:t>
-      </w:r>
-      <w:proofErr w:type="gramEnd"/>
-      <w:r>
-        <w:t xml:space="preserve"> your routes exist conceptually.</w:t>
+        <w:t>Right now your routes exist conceptually.</w:t>
       </w:r>
     </w:p>
     <w:p>
@@ -4906,15 +4772,7 @@
     </w:p>
     <w:p>
       <w:r>
-        <w:t>“</w:t>
-      </w:r>
-      <w:proofErr w:type="gramStart"/>
-      <w:r>
-        <w:t>add</w:t>
-      </w:r>
-      <w:proofErr w:type="gramEnd"/>
-      <w:r>
-        <w:t xml:space="preserve"> more lore.”</w:t>
+        <w:t>“add more lore.”</w:t>
       </w:r>
     </w:p>
     <w:p>
@@ -5413,16 +5271,13 @@
     </w:p>
     <w:p>
       <w:r>
-        <w:t xml:space="preserve">Something to consider is that the player has agency in regards to which areas they explore which is something I can't necessarily control or the way in which they find out information. So </w:t>
-      </w:r>
-      <w:proofErr w:type="gramStart"/>
-      <w:r>
-        <w:t>far</w:t>
-      </w:r>
-      <w:proofErr w:type="gramEnd"/>
-      <w:r>
-        <w:t xml:space="preserve"> I've been writing the script and brainstorming the events for the Birkdale side of town. I'll send over what I currently have brainstorming wise for birkdale</w:t>
-      </w:r>
+        <w:t xml:space="preserve">Something to consider is that the player has agency in regards to which areas they explore which is something I can't necessarily control or the way in which they find out information. So far I've been writing the script and brainstorming the events for the Birkdale side of town. I'll send over what I currently have brainstorming wise for </w:t>
+      </w:r>
+      <w:proofErr w:type="spellStart"/>
+      <w:r>
+        <w:t>birkdale</w:t>
+      </w:r>
+      <w:proofErr w:type="spellEnd"/>
     </w:p>
     <w:p>
       <w:r>
@@ -6100,13 +5955,8 @@
           </w:tcPr>
           <w:p>
             <w:r>
-              <w:t>Stefan works with H.U.N.</w:t>
+              <w:t>Stefan works with H.U.N.T.R</w:t>
             </w:r>
-            <w:proofErr w:type="gramStart"/>
-            <w:r>
-              <w:t>T.R</w:t>
-            </w:r>
-            <w:proofErr w:type="gramEnd"/>
           </w:p>
         </w:tc>
         <w:tc>
@@ -6581,15 +6431,7 @@
     </w:p>
     <w:p>
       <w:r>
-        <w:t xml:space="preserve">Right </w:t>
-      </w:r>
-      <w:proofErr w:type="gramStart"/>
-      <w:r>
-        <w:t>now</w:t>
-      </w:r>
-      <w:proofErr w:type="gramEnd"/>
-      <w:r>
-        <w:t xml:space="preserve"> Birkdale has:</w:t>
+        <w:t>Right now Birkdale has:</w:t>
       </w:r>
     </w:p>
     <w:p>
@@ -7021,15 +6863,7 @@
     </w:p>
     <w:p>
       <w:r>
-        <w:t xml:space="preserve">Right </w:t>
-      </w:r>
-      <w:proofErr w:type="gramStart"/>
-      <w:r>
-        <w:t>now</w:t>
-      </w:r>
-      <w:proofErr w:type="gramEnd"/>
-      <w:r>
-        <w:t xml:space="preserve"> Ronan is:</w:t>
+        <w:t>Right now Ronan is:</w:t>
       </w:r>
     </w:p>
     <w:p>
@@ -7122,15 +6956,7 @@
         </w:numPr>
       </w:pPr>
       <w:r>
-        <w:t>“</w:t>
-      </w:r>
-      <w:proofErr w:type="gramStart"/>
-      <w:r>
-        <w:t>the</w:t>
-      </w:r>
-      <w:proofErr w:type="gramEnd"/>
-      <w:r>
-        <w:t xml:space="preserve"> guy who held everything together”</w:t>
+        <w:t>“the guy who held everything together”</w:t>
       </w:r>
     </w:p>
     <w:p>
@@ -7822,83 +7648,59 @@
     </w:p>
     <w:p>
       <w:r>
-        <w:t xml:space="preserve">Alright, I really need to try and work on this. I’ll try and do so later today, but let’s try and think about Birkdale. I know that Birkdale is supposed to be the more accepting side for the Altered, so seeing people walking around that have physical deformities won’t be all that weird. It’ll be impressive, slightly encouraging, and will emulate what life used to be before the Icarus Incident. The player character will feel remorse and if Alistair is </w:t>
-      </w:r>
-      <w:proofErr w:type="gramStart"/>
-      <w:r>
-        <w:t>there</w:t>
-      </w:r>
-      <w:proofErr w:type="gramEnd"/>
-      <w:r>
-        <w:t xml:space="preserve"> he’ll comment on the possible future that could be had if Gaia continues their work. This will surprise the player commenting on how he isn’t blaming them for this and will explain that when Gaia’s Advocates does complete </w:t>
-      </w:r>
-      <w:proofErr w:type="gramStart"/>
+        <w:t xml:space="preserve">Alright, I really need to try and work on this. I’ll try and do so later today, but let’s try and think about Birkdale. I know that Birkdale is supposed to be the more accepting side for the Altered, so seeing people walking around that have physical deformities won’t be all that weird. It’ll be impressive, slightly encouraging, and will emulate what life used to be before the Icarus Incident. The player character will feel remorse and if Alistair is there he’ll comment on the possible future that could be had if Gaia continues their work. This will surprise the player commenting on how he isn’t blaming them for this and will explain that when Gaia’s Advocates does complete </w:t>
+      </w:r>
+      <w:proofErr w:type="spellStart"/>
       <w:r>
         <w:t>it’s</w:t>
       </w:r>
-      <w:proofErr w:type="gramEnd"/>
-      <w:r>
-        <w:t xml:space="preserve"> mission, it doesn’t mean that the people will return to being normal humans. Efforts to support the new change of humanity will be important and the survivors will be the one’s to propel humanity to greatness for years to come despite the reconstruction and Gaia’s Advocates will be there for that eventual evolution of humanity. I think that’s good for the initial discovery of Birkdale. This sentiment needs to be reflected in the people as well. I know I have some ideas/ideologies on the other sheet. I just need to go over it and create scenes for all of this. The thing is that a lot of these conversations aren’t super relevant for the main mission, but it’ll give context to the divide with the two towns. We should focus on the main quest stuff and spreading it out the three days. I think that was the main hold up initially. Let’s work on it later. I’m pretty tired near 3:50 am lol. --------------------------------------------------------------------------------------------------------------------- Just write. I just need to do an initial intro for the level and I think I’ll be able to go from there. Birkdale Village As you exit the vehicle, you see so many people in winter clothing walking around the snowy park and shopping district. Parents scolded their gleeful children throwing snow balls at passersby, couples happily held mitts waving to you. Reluctantly, you wave back shocked and confused. As the man waved you noticed that part of his wrist was Altered despite being bundled up. Player: Wait… Player: They’re Altered? You notice more and more of the people walking around are Altered in some sense, but it doesn’t </w:t>
+      <w:proofErr w:type="spellEnd"/>
+      <w:r>
+        <w:t xml:space="preserve"> mission, it doesn’t mean that the people will return to being normal humans. Efforts to support the new change of humanity will be important and the survivors will be the </w:t>
+      </w:r>
+      <w:proofErr w:type="spellStart"/>
+      <w:r>
+        <w:t>one’s</w:t>
+      </w:r>
+      <w:proofErr w:type="spellEnd"/>
+      <w:r>
+        <w:t xml:space="preserve"> to propel humanity to greatness for years to come despite the reconstruction and Gaia’s Advocates will be there for that eventual evolution of humanity. I think that’s good for the initial discovery of Birkdale. This sentiment needs to be reflected in the people as well. I know I have some ideas/ideologies on the other sheet. I just need to go over it and create scenes for all of this. The thing is that a lot of these conversations aren’t super relevant for the main mission, but it’ll give context to the divide with the two towns. We should focus on the main quest stuff and spreading it out the three days. I think that was the main hold up initially. Let’s work on it later. I’m pretty tired near 3:50 am lol. --------------------------------------------------------------------------------------------------------------------- Just write. I just need to do an initial intro for the level and I think I’ll be able to go from there. Birkdale Village As you exit the vehicle, you see so many people in winter clothing walking around the snowy park and shopping district. Parents scolded their gleeful children throwing snow balls at passersby, couples happily held mitts waving to you. Reluctantly, you wave back shocked and confused. As the man waved you noticed that part of his wrist was Altered despite being bundled up. Player: Wait… Player: They’re Altered? You notice more and more of the people walking around are Altered in some sense, but it doesn’t </w:t>
       </w:r>
       <w:r>
         <w:lastRenderedPageBreak/>
-        <w:t xml:space="preserve">seem to bother anyone. No one is hiding or ashamed of their differences. You see blend of Altered and humans in a platoon of soldiers jogging in their black and yellow winter exercise uniform chanting songs before meeting with a group of soldiers with rifles outside of a large building and military trucks. Even with the heavy military presence, there is an air of liveliness and serenity with the people. It’s as if life here had return to what it used to be with humans and </w:t>
-      </w:r>
-      <w:proofErr w:type="gramStart"/>
-      <w:r>
-        <w:t>Altered</w:t>
-      </w:r>
-      <w:proofErr w:type="gramEnd"/>
-      <w:r>
-        <w:t xml:space="preserve"> alike. Bruno: After the invasion of HU.N.</w:t>
-      </w:r>
-      <w:proofErr w:type="gramStart"/>
-      <w:r>
-        <w:t>T.R</w:t>
-      </w:r>
-      <w:proofErr w:type="gramEnd"/>
-      <w:r>
-        <w:t xml:space="preserve">, their predatory hatred for the Altered forced a strong sense of community to protect the people of Birkdale. Bruno: Thanks to the Mayor contacting the government, the people feel much </w:t>
-      </w:r>
-      <w:proofErr w:type="gramStart"/>
-      <w:r>
-        <w:t>more safe</w:t>
-      </w:r>
-      <w:proofErr w:type="gramEnd"/>
-      <w:r>
-        <w:t xml:space="preserve"> going outside. Player: I see that. Player: It’s completely different from the last town we came from. Player: It’s like humanity has been restored here. *Partner specific line Bruno: However. Bruno: These people still have their own… Bruno: “Passionate” perspective on the situation going on and the people on the other side. Bruno: Unifying them in the way that Arthur wants won’t be as simple as he thinks. Bruno: I’d recommend talking to the people and eventually the </w:t>
-      </w:r>
-      <w:proofErr w:type="gramStart"/>
-      <w:r>
-        <w:t>Mayor</w:t>
-      </w:r>
-      <w:proofErr w:type="gramEnd"/>
-      <w:r>
-        <w:t xml:space="preserve"> for a more complete picture of things. Player: Sounds like a plan. **If Alistair is with the player he will comment on how regardless of what Gaia’s Advocates does, this is the future humanity needs to strive for. Fixing the atmosphere to create a planet humans can continue living on won’t change them back to what they used to be and the sooner people can start accepting one another the faster we call can heal from this. However, our mission is our sole priority. With time the rest shall come. I think that’s good for now. Because of how much side stuff there is, I think I’ll just focus on the main story stuff for now. I guess I’ll just go from this and see how I do. Now that we have the intro done, I do think for each day there should be brief description of events going on in the immediate vicinity to give the player an idea of what to possibly investigate. What’s going on in Birkdale on day 1? I need to check an event list or something and try to break it up. --------------------------------------------------------------------------------------------------------------------- A lot of stuff is kind of just filler. Not much is actually going on outside of conversations, so I might jot down ideas for conversations, but for the most part I won’t focus on it. I need to figure out how the player actually gets to speak to the mayor. Should </w:t>
-      </w:r>
-      <w:proofErr w:type="gramStart"/>
+        <w:t xml:space="preserve">seem to bother anyone. No one is hiding or ashamed of their differences. You see blend of Altered and humans in a platoon of soldiers jogging in their black and yellow winter exercise uniform chanting songs before meeting with a group of soldiers with rifles outside of a large building and military trucks. Even with the heavy military presence, there is an air of liveliness and serenity with the people. It’s as if life here had return to what it used to be with humans and Altered alike. Bruno: After the invasion of HU.N.T.R, their predatory hatred for the Altered forced a strong sense of community to protect the people of Birkdale. Bruno: Thanks to the Mayor contacting the government, the people feel much more safe going outside. Player: I see that. Player: It’s completely different from the last town we came from. Player: It’s like humanity has been restored here. *Partner specific line Bruno: However. Bruno: These people still have their own… Bruno: “Passionate” perspective on the situation going on and the people on the other side. Bruno: Unifying them in the way that Arthur wants won’t be as simple as he thinks. Bruno: I’d recommend talking to the people and eventually the Mayor for a more complete picture of things. Player: Sounds like a plan. **If Alistair is with the player he will comment on how regardless of what Gaia’s Advocates does, this is the future humanity needs to strive for. Fixing the atmosphere to create a planet humans can continue living on won’t change them back to what they used to be and the sooner people can start accepting one another the faster we call can heal from this. However, our mission is our sole priority. With time the rest shall come. I think that’s good for now. Because of how much side stuff there is, I think I’ll just focus on the main story stuff for now. I guess I’ll just go from this and see how I do. Now that we have the intro done, I do think for each day there should be brief description of events going on in the immediate vicinity to give the player an idea of what to possibly investigate. What’s going on in Birkdale on day 1? I need to check an event list or something and try to break it up. --------------------------------------------------------------------------------------------------------------------- A lot of stuff is kind of just filler. Not much is actually going on outside of conversations, so I might jot down ideas for conversations, but for the most part I won’t focus on it. I need to figure out how the player actually gets to speak to the mayor. Should </w:t>
+      </w:r>
+      <w:proofErr w:type="spellStart"/>
       <w:r>
         <w:t>their</w:t>
       </w:r>
-      <w:proofErr w:type="gramEnd"/>
-      <w:r>
-        <w:t xml:space="preserve"> be a requirement or something? Some kind of clearance that they need to get? I do think it would be weird if they just walked up to talk to an important figure. What should happen? I didn’t really come up with anything, but for the sake of simplicity they get stopped by security forces telling Gaia’s Advocates to return with special orders before having any contact with the mayor. The mayor will step outside to see what the situation is since she doesn’t recognize them. The player will explain they are part of Gaia’s advocates and were sent of behalf of the baron to help with the current situation. The mayor hesitates, but allows them to enter her home. After that, I have notes to determine how the conversation will go and provide more context for the player. That should be easy. I might have to call it soon, but the ‘What do you think/know so far question will allow for hints to the player and a brief recap of what the player has discovered. Which means that I need to have variables for important events like the last main level. That’s not a problem I just need to figure </w:t>
+      <w:proofErr w:type="spellEnd"/>
+      <w:r>
+        <w:t xml:space="preserve"> be a requirement or something? Some kind of clearance that they need to get? I do think it would be weird if they just walked up to talk to an important figure. What should happen? I didn’t really come up with anything, but for the sake of simplicity they get stopped by security forces telling Gaia’s Advocates to return with special orders before having any contact with the mayor. The mayor will step outside to see what the situation is since she doesn’t recognize them. The player will explain they are part of Gaia’s advocates and were sent </w:t>
+      </w:r>
+      <w:proofErr w:type="spellStart"/>
+      <w:r>
+        <w:t>of</w:t>
+      </w:r>
+      <w:proofErr w:type="spellEnd"/>
+      <w:r>
+        <w:t xml:space="preserve"> behalf of the baron to help with the current situation. The mayor hesitates, but allows them to enter her home. After that, I have notes to determine how the conversation will go and provide more context for the player. That should be easy. I might have to call it soon, but the ‘What do you think/know so far question will allow for hints to the player and a brief recap of what the player has discovered. Which means that I need to have variables for important events like the last main level. That’s not a problem I just need to figure </w:t>
       </w:r>
       <w:r>
         <w:lastRenderedPageBreak/>
-        <w:t xml:space="preserve">out what they are. ------------------------------------------------------------------------------------------------------------------ I need a flow for this conversation. Alistair opens the conversation about the details for the mission at the how the planet operates. Lorraine will explain that someone in Hunter’s Pointe who used to work with someone close to her has an access. Alistair will lose interest in the conversation and the player and Camille will take the lead from that point on. The lady will say something about Camille and her cloak clasp. --------------------------------------------------------------------------------------------------------------------- Looking back on the notes I have, they aren’t exactly super helpful for this conversation. I need names of people involved and who is left in town that still has access to the facility. I think Alistair and Lorraine should argue, but he’ll get along with the other Mayor. It makes sense considering that Alistair doesn’t want to get involved with the people and that Mayor sees how getting involved with H.U.N.T.R was the problem. Focus on this conversation. Find the name of the other two guys again. Lorraine’s younger brother is Ronan and the Mayor of Hunter’s Pointe is Stefan. Ronan and Stefan work at the nuclear plant. H.U.N.T.R has been killing the workers since they return home at night and that’s when they ambush people on the roads. Side bar: I was thinking of having HU.N.T. R ambush Gaia’s Advocates on the road as a possible event, but I had no real idea on how I wanted to really do that. I’ll keep it here in the meantime. Focus. Well, that idea actually helps. It’ll explain why Gaia’s Advocates was called. Too many workers have either been killed or fled town despite knowing that maintenance of the plant gives the nearby cities power. That being said, then Lorraine will explain the situation with the plant which will lead into why the military is protecting their town. This needs to lead into the strife between the two towns. H.U.N.T.R is attacking the people, but H.U.N.T.R has taken camp in the other town. Lorraine used the HAM radio to speak with the other mayor, but they no longer respond. --------------------------------------------------------------------------------------------------------------------- It’s not great, but it’s okay for now. Being able to expand on the topics that come after will really come in handy. I might add an ‘more questions’ option, but it’ll allow me to expand on a lot of information to establish things. I forget what I initially had set up, but I think Stefan was supposed to marry or was married to Lorraine and whatever happened to Ronan is what separated them. A drunk driving accident is what Lorraine believes and Ronan died in that accident. Wasn’t part of this proving that Ronan is alive hence the fetch quest? What was the thing? I gotta re-read more stuff. --------------------------------------------------------------------------------------------------------------------- Alright, I’m back after a long as time away. I think the fetch quest was an engagement ring. Maybe Ronan gave the ring to Stefan to propose to Lorraine with, but that never happened with the car accident, Wings of Icarus Incident, and H.U.N.T.R moving in and making it too dangerous to go out. Let’s focus on this part with Lorraine so we can finish Birkdale. That being said, If I do everything that can happen in Birkdale, I can get it finished way faster. Anyways. The player asks about Ronan and Stefan. How do they know about them to even ask again? The Baron gives their names, right? Let’s change that option to ‘Nuclear Plant Workers’ and it leads to Ronan and Stefan. Give me a </w:t>
+        <w:t xml:space="preserve">out what they are. ------------------------------------------------------------------------------------------------------------------ I need a flow for this conversation. Alistair opens the conversation about the details for the mission at the how the planet operates. Lorraine will explain that someone in Hunter’s Pointe who used to work with someone close to her has an access. Alistair will lose interest in the conversation and the player and Camille will take the lead from that point on. The lady will say something about Camille and her cloak clasp. --------------------------------------------------------------------------------------------------------------------- Looking back on the notes I have, they aren’t exactly super helpful for this conversation. I need names of people involved and who is left in town that still has access to the facility. I think Alistair and Lorraine should argue, but he’ll get along with the other Mayor. It makes sense considering that Alistair doesn’t want to get involved with the people and that Mayor sees how getting involved with H.U.N.T.R was the problem. Focus on this conversation. Find the name of the other two guys again. Lorraine’s younger brother is Ronan and the Mayor of Hunter’s Pointe is Stefan. Ronan and Stefan work at the nuclear plant. H.U.N.T.R has been killing the workers since they return home at night and that’s when they ambush people on the roads. Side bar: I was thinking of having HU.N.T. R ambush Gaia’s Advocates on the road as a possible event, but I had no real idea on how I wanted to really do that. I’ll keep it here in the meantime. Focus. Well, that idea actually helps. It’ll explain why Gaia’s Advocates was called. Too many workers have either been killed or fled town despite knowing that maintenance of the plant gives the nearby cities power. That being said, then Lorraine will explain the situation with the plant which will lead into why the military is protecting their town. This needs to lead into the strife between the two towns. H.U.N.T.R is attacking the people, but H.U.N.T.R has taken camp in the other town. Lorraine used the HAM radio to speak with the other mayor, but they no longer respond. --------------------------------------------------------------------------------------------------------------------- It’s not great, but it’s okay for now. Being able to expand on the topics that come after will really come in handy. I might add an ‘more questions’ option, but it’ll allow me to expand on a lot of information to establish things. I forget what I initially had set up, but I think Stefan was supposed to marry or was married to Lorraine and whatever happened to Ronan is what separated them. A drunk driving accident is what Lorraine believes and Ronan died in that accident. Wasn’t part of this proving that Ronan is alive hence the fetch quest? What was the thing? I </w:t>
+      </w:r>
+      <w:proofErr w:type="spellStart"/>
+      <w:r>
+        <w:t>gotta</w:t>
+      </w:r>
+      <w:proofErr w:type="spellEnd"/>
+      <w:r>
+        <w:t xml:space="preserve"> re-read more stuff. --------------------------------------------------------------------------------------------------------------------- Alright, I’m back after a long as time away. I think the fetch quest was an engagement ring. Maybe Ronan gave the ring to Stefan to propose to Lorraine with, but that never happened with the car accident, Wings of Icarus Incident, and H.U.N.T.R moving in and making it too dangerous to go out. Let’s focus on this part with Lorraine so we can finish Birkdale. That being said, If I do everything that can happen in Birkdale, I can get it finished way faster. Anyways. The player asks about Ronan and Stefan. How do they know about them to even ask again? The Baron gives their names, right? Let’s change that option to ‘Nuclear Plant Workers’ and it leads to Ronan and Stefan. Give me a </w:t>
       </w:r>
       <w:r>
         <w:lastRenderedPageBreak/>
-        <w:t xml:space="preserve">sec to re-read some stuff so I can have better context for this conversation. Well, never mind. Looks like it was through the Baron’s crest that Ronan and Stefan came up. So maybe the ‘Ronan and Stefan’ option should stay? Nah, I think it could still work. I need out figure out the flow of this conversation. About the nuclear plant, you said that Stefan was the only one who has legit means of getting in? Yeah, he was a team leader over some division in charge of the on boarding of new staff as well as schedules and stuff like that. Admin. Only him and a few others have 24-hour access to the plant with their badges. And the others who have 24-hour access? Arey they still in town? Not in this side of town. Many live near Hunter’s Pointe and when H.U.N.T.R first attacked most of the men were killed. Any other survivors left and never looked back. From the few who escaped and came to Birkdale, it’s an enslavement camp over there now. They torture the women, beat the children, and use the men to do highway robberies on travelers since they know the area better. So even if you were to find a regular worker, by some miracle, you’d have to fight off H.U.N.T.R, get them or at least their access badge, and hope that it works the day you go to the plant if it works at all still. Like I said, a miracle. Shit… I know you didn’t have the…warmest reception when we brought up Stefan, but- Yeah, what about that piece of shit? Alright, so I’m transitioning to the Ronan and Stefan stuff, but what are we really trying to discover here? I’m trying to get Lorraine’s warped perspective on Stefan while she explains…what? What’s important here? I might need to change the player’s question here. Lorraine thinks that Stefan is a bad person for working with H.U.N.T.R. knowing what they’re doing to that side of town, overall. She has her own deep-seated hatred for Stefan for getting her younger brother into a drunk driving accident and believes Ronan is dead. This has to come later though. As well as her and Stefan having their own relationship. She needs to explain that she doesn’t want to contact him, that contacting him is necessary to stop the upcoming expected battle, and even if she wanted </w:t>
-      </w:r>
-      <w:proofErr w:type="gramStart"/>
-      <w:r>
-        <w:t>to</w:t>
-      </w:r>
-      <w:proofErr w:type="gramEnd"/>
-      <w:r>
-        <w:t xml:space="preserve"> she hasn’t heard anything from him for quite some time through the HAM radio system. This is good for big picture stuff, but I need conversation stuff for right now. I can transition to some of those bigger picture topics, but I need to get there. Discuss why he might be working with H.U.N.T.R. </w:t>
+        <w:t xml:space="preserve">sec to re-read some stuff so I can have better context for this conversation. Well, never mind. Looks like it was through the Baron’s crest that Ronan and Stefan came up. So maybe the ‘Ronan and Stefan’ option should stay? Nah, I think it could still work. I need out figure out the flow of this conversation. About the nuclear plant, you said that Stefan was the only one who has legit means of getting in? Yeah, he was a team leader over some division in charge of the on boarding of new staff as well as schedules and stuff like that. Admin. Only him and a few others have 24-hour access to the plant with their badges. And the others who have 24-hour access? Arey they still in town? Not in this side of town. Many live near Hunter’s Pointe and when H.U.N.T.R first attacked most of the men were killed. Any other survivors left and never looked back. From the few who escaped and came to Birkdale, it’s an enslavement camp over there now. They torture the women, beat the children, and use the men to do highway robberies on travelers since they know the area better. So even if you were to find a regular worker, by some miracle, you’d have to fight off H.U.N.T.R, get them or at least their access badge, and hope that it works the day you go to the plant if it works at all still. Like I said, a miracle. Shit… I know you didn’t have the…warmest reception when we brought up Stefan, but- Yeah, what about that piece of shit? Alright, so I’m transitioning to the Ronan and Stefan stuff, but what are we really trying to discover here? I’m trying to get Lorraine’s warped perspective on Stefan while she explains…what? What’s important here? I might need to change the player’s question here. Lorraine thinks that Stefan is a bad person for working with H.U.N.T.R. knowing what they’re doing to that side of town, overall. She has her own deep-seated hatred for Stefan for getting her younger brother into a drunk driving accident and believes Ronan is dead. This has to come later though. As well as her and Stefan having their own relationship. She needs to explain that she doesn’t want to contact him, that contacting him is necessary to stop the upcoming expected battle, and even if she wanted to she hasn’t heard anything from him for quite some time through the HAM radio system. This is good for big picture stuff, but I need conversation stuff for right now. I can transition to some of those bigger picture topics, but I need to get there. Discuss why he might be working with H.U.N.T.R. </w:t>
       </w:r>
       <w:r>
         <w:sym w:font="Symbol" w:char="F0E0"/>
@@ -7972,27 +7774,19 @@
       </w:r>
       <w:r>
         <w:lastRenderedPageBreak/>
-        <w:t xml:space="preserve">speaking to Lorraine. I think the next thing to focus on would be the overall conversations that the player can have with the people in the town. The only special thing that happens in this side of town is the gooner Pokémon battle. There’s a lot of work to still do for this side, but for the most part things are figured out. Once the main stuff is </w:t>
-      </w:r>
-      <w:proofErr w:type="gramStart"/>
-      <w:r>
-        <w:t>done</w:t>
-      </w:r>
-      <w:proofErr w:type="gramEnd"/>
-      <w:r>
-        <w:t xml:space="preserve"> I’ll consider different NPCs for the other days like the various competitors for the arm-wrestling mini game. I guess the next big thing is the refugee center, then the military guys running around, and the computer shop. The park will the changing NPCs and where the gooner battle will happen. But I think that’s it for Birkdale. Oh, what side quests occur in Birkdale besides the gooner battle? I’ll need to check. Also, what counts as Main Events for the counter for Birkdale? I’ll figure out the list for that. --------------------------------------------------------------------------------------------------------------------- What’s the message she wants to pass along? What’s the point of the message? What impact is it supposed to have on Stefan? Maybe to tell him he still has a chance. That she cares about him. Maybe she forgives him. I feel like that’s very simple though. It’s unique given context, but eh. It feels weak. Maybe that she wants to know what really happened with him? She knows though. At least she has her own opinion on it. What would she want to tell him? I just… I just want to know that she would’ve said yes. That she still would say yes. --------------------------------------------------------------------------------------------------------------------- I think the Electronics Part Shop would be the easiest to work on. The only person of interest would be Julian here and it can connect to the gooner Pokémon battle since the younger brother is supposed to be in there. I’ll need to map out a few things and come up with items that Julian will need to his contraption. Speaking of, his contraption can be a badge tester/encryptor. He can either scan a door and test multiple codes without triggering an alarm to gain access, but it’ll take a while or he can clone the encryption of a badge onto another badge to be used. What could be needed could be a 5-inch LCD screen, a raspberry pi chip, a power supply, and an enclosure with buttons. Four things aren’t too bad and the player has a means to raise funds as well. I can say the younger brother needs a graphics card from the shop that the player can purchase for them as part of the quest. --------------------------------------------------------------------------------------------------------------------- It’s been a while since I’ve worked on this. I know the board says to work on the refugee center, I do think working on the shop would be easier as well as starting the side quest for the brother related to the main streamer for the gooner battle. This should be pretty easy honestly. --------------------------------------------------------------------------------------------------------------------- Back at it. Let me use the last few to set up the shop. Alright, what’s sold at the electronics shop? How much money does the player start with? Should be it good to always start with $100? Prices can be higher too. It’ll incentivize the player to do the arm-wrestling game to raise funds. Maybe I can make it $200 since they did win the initial arm-wrestling matches. Call it their earnings from the bets made by the patrons. So, an additional $100. Alright, so that’s set. I just need computer parts to put on sale with descriptions. Prices should be relatively high. Ranging from $50 to $300. Overall, way too expensive for the player to afford initially. Forcing them to either sell items or do the mini </w:t>
+        <w:t xml:space="preserve">speaking to Lorraine. I think the next thing to focus on would be the overall conversations that the player can have with the people in the town. The only special thing that happens in this side of town is the gooner Pokémon battle. There’s a lot of work to still do for this side, but for the most part things are figured out. Once the main stuff is done I’ll consider different NPCs for the other days like the various competitors for the arm-wrestling mini game. I guess the next big thing is the refugee center, then the military guys running around, and the computer shop. The park will the changing NPCs and where the gooner battle will happen. But I think that’s it for Birkdale. Oh, what side quests occur in Birkdale besides the gooner battle? I’ll need to check. Also, what counts as Main Events for the counter for Birkdale? I’ll figure out the list for that. --------------------------------------------------------------------------------------------------------------------- What’s the message she wants to pass along? What’s the point of the message? What impact is it supposed to have on Stefan? Maybe to tell him he still has a chance. That she cares about him. Maybe she forgives him. I feel like that’s very simple though. It’s unique given context, but eh. It feels weak. Maybe that she wants to know what really happened with him? She knows though. At least she has her own opinion on it. What would she want to tell him? I just… I just want to know that she would’ve said yes. That she still would say yes. --------------------------------------------------------------------------------------------------------------------- I think the Electronics Part Shop would be the easiest to work on. The only person of interest would be Julian here and it can connect to the gooner Pokémon battle since the younger brother is supposed to be in there. I’ll need to map out a few things and come up with items that Julian will need to his contraption. Speaking of, his contraption can be a badge tester/encryptor. He can either scan a door and test multiple codes without triggering an alarm to gain access, but it’ll take a while or he can clone the encryption of a badge onto another badge to be used. What could be needed could be a 5-inch LCD screen, a raspberry pi chip, a power supply, and an enclosure with buttons. Four things aren’t too bad and the player has a means to raise funds as well. I can say the younger brother needs a graphics card from the shop that the player can purchase for them as part of the quest. --------------------------------------------------------------------------------------------------------------------- It’s been a while since I’ve worked on this. I know the board says to work on the refugee center, I do think working on the shop would be easier as well as starting the side quest for the brother related to the main streamer for the gooner battle. This should be pretty easy honestly. --------------------------------------------------------------------------------------------------------------------- Back at it. Let me use the last few to set up the shop. Alright, what’s sold at the electronics shop? How much money does the player start with? Should be it good to always start with $100? Prices can be higher too. It’ll incentivize the player to do the arm-wrestling game to raise funds. Maybe I can make it $200 since they did win the initial arm-wrestling matches. Call it their earnings from the bets made by the patrons. So, an additional $100. Alright, so that’s set. I just need computer parts to put on sale with descriptions. Prices should be relatively high. Ranging from $50 to $300. Overall, way too expensive for the player to afford initially. Forcing them to either sell items or do the mini </w:t>
       </w:r>
       <w:r>
         <w:lastRenderedPageBreak/>
-        <w:t xml:space="preserve">game. </w:t>
-      </w:r>
-      <w:proofErr w:type="gramStart"/>
-      <w:r>
-        <w:t>So</w:t>
-      </w:r>
-      <w:proofErr w:type="gramEnd"/>
-      <w:r>
-        <w:t xml:space="preserve"> what’s being sold? CPU: $40 Motherboard: $100 *50XX Graphics Card: $300 Keyboard and Mouse Combo: $30 **Enclousre with RFID reader: $60 Thermal Paste: $10 **5-inch LCD screen: $80 **Raspberry Pi Chip: $50 **Lithium 5V Power Supply: $40 Alright, let me add up the total of the parts Julian needs for his contraption and find some generic descriptions of the things being sold. $230 isn’t bad. It’s a little bit over the initial $200. Plus, the side quest graphics card being expensive is good, too. When it comes to positioning them for sale in the game, I’ll spread out the items Julian wants. Alright, the shop stuff is handled. Now, it’s pretty much the side quest introduction and I have a few other opportunities here actually. With Julian, specifically, I have the chance to flush him out more as a character and explore his interest with technology. I feel like I’ve already done a basic overview on this, so how can I better explore Julian? I’ll give it some time since I literally have nothing right now. Anyways, establishing the side quest for the younger brother. Does he have a name yet? Let me look through this real quick. If not, I’ll come up with something. Maybe I should make him a girl instead. Oh damn, looks I have nothing actually recorded for it. I might need to look in other sheets for more information. This is kind of bad. Holy shit, I completely forgot the initial plan. So, I actually don’t need to have them in the shop. I need to change the Birkdale main menu options, I guess. Maybe the player can see them in the park with the box. I think I still have the park as an option. Then change of plans. Walking around the store, what are we looking for? The Julian stuff is still important, but maybe this can act as an opportunity to explore the player character’s past and each partner can have a specific line in response to that. But I’ll work on that later. I need some ideas. Maybe the kid brother/sister can be in the computer parts shop on Day II or something. Giving the player a different place to meet them. --------------------------------------------------------------------------------------------------------------------- </w:t>
+        <w:t>game. So what’s being sold? CPU: $40 Motherboard: $100 *50XX Graphics Card: $300 Keyboard and Mouse Combo: $30 **</w:t>
+      </w:r>
+      <w:proofErr w:type="spellStart"/>
+      <w:r>
+        <w:t>Enclousre</w:t>
+      </w:r>
+      <w:proofErr w:type="spellEnd"/>
+      <w:r>
+        <w:t xml:space="preserve"> with RFID reader: $60 Thermal Paste: $10 **5-inch LCD screen: $80 **Raspberry Pi Chip: $50 **Lithium 5V Power Supply: $40 Alright, let me add up the total of the parts Julian needs for his contraption and find some generic descriptions of the things being sold. $230 isn’t bad. It’s a little bit over the initial $200. Plus, the side quest graphics card being expensive is good, too. When it comes to positioning them for sale in the game, I’ll spread out the items Julian wants. Alright, the shop stuff is handled. Now, it’s pretty much the side quest introduction and I have a few other opportunities here actually. With Julian, specifically, I have the chance to flush him out more as a character and explore his interest with technology. I feel like I’ve already done a basic overview on this, so how can I better explore Julian? I’ll give it some time since I literally have nothing right now. Anyways, establishing the side quest for the younger brother. Does he have a name yet? Let me look through this real quick. If not, I’ll come up with something. Maybe I should make him a girl instead. Oh damn, looks I have nothing actually recorded for it. I might need to look in other sheets for more information. This is kind of bad. Holy shit, I completely forgot the initial plan. So, I actually don’t need to have them in the shop. I need to change the Birkdale main menu options, I guess. Maybe the player can see them in the park with the box. I think I still have the park as an option. Then change of plans. Walking around the store, what are we looking for? The Julian stuff is still important, but maybe this can act as an opportunity to explore the player character’s past and each partner can have a specific line in response to that. But I’ll work on that later. I need some ideas. Maybe the kid brother/sister can be in the computer parts shop on Day II or something. Giving the player a different place to meet them. --------------------------------------------------------------------------------------------------------------------- </w:t>
       </w:r>
     </w:p>
     <w:p>
@@ -8013,15 +7807,7 @@
         </w:numPr>
       </w:pPr>
       <w:r>
-        <w:t>“</w:t>
-      </w:r>
-      <w:proofErr w:type="gramStart"/>
-      <w:r>
-        <w:t>idea</w:t>
-      </w:r>
-      <w:proofErr w:type="gramEnd"/>
-      <w:r>
-        <w:t xml:space="preserve"> generation”</w:t>
+        <w:t>“idea generation”</w:t>
       </w:r>
       <w:r>
         <w:br/>
@@ -8036,15 +7822,7 @@
         </w:numPr>
       </w:pPr>
       <w:r>
-        <w:t>“</w:t>
-      </w:r>
-      <w:proofErr w:type="gramStart"/>
-      <w:r>
-        <w:t>implementation</w:t>
-      </w:r>
-      <w:proofErr w:type="gramEnd"/>
-      <w:r>
-        <w:t xml:space="preserve"> structure.”</w:t>
+        <w:t>“implementation structure.”</w:t>
       </w:r>
     </w:p>
     <w:p>
@@ -8550,15 +8328,7 @@
         </w:numPr>
       </w:pPr>
       <w:r>
-        <w:t>“</w:t>
-      </w:r>
-      <w:proofErr w:type="gramStart"/>
-      <w:r>
-        <w:t>angry</w:t>
-      </w:r>
-      <w:proofErr w:type="gramEnd"/>
-      <w:r>
-        <w:t xml:space="preserve"> mayor”</w:t>
+        <w:t>“angry mayor”</w:t>
       </w:r>
     </w:p>
     <w:p>
@@ -8904,23 +8674,7 @@
           <w:b/>
           <w:bCs/>
         </w:rPr>
-        <w:t>“</w:t>
-      </w:r>
-      <w:proofErr w:type="gramStart"/>
-      <w:r>
-        <w:rPr>
-          <w:b/>
-          <w:bCs/>
-        </w:rPr>
-        <w:t>the</w:t>
-      </w:r>
-      <w:proofErr w:type="gramEnd"/>
-      <w:r>
-        <w:rPr>
-          <w:b/>
-          <w:bCs/>
-        </w:rPr>
-        <w:t xml:space="preserve"> town of survivors trying to justify their choices.”</w:t>
+        <w:t>“the town of survivors trying to justify their choices.”</w:t>
       </w:r>
     </w:p>
     <w:p>
@@ -8993,15 +8747,7 @@
     </w:p>
     <w:p>
       <w:r>
-        <w:t xml:space="preserve">Right </w:t>
-      </w:r>
-      <w:proofErr w:type="gramStart"/>
-      <w:r>
-        <w:t>now</w:t>
-      </w:r>
-      <w:proofErr w:type="gramEnd"/>
-      <w:r>
-        <w:t xml:space="preserve"> you’re thinking mostly in dialogue.</w:t>
+        <w:t>Right now you’re thinking mostly in dialogue.</w:t>
       </w:r>
     </w:p>
     <w:p>
@@ -9320,7 +9066,15 @@
       </w:r>
       <w:r>
         <w:br/>
-        <w:t>“haha nerd quest.”</w:t>
+        <w:t>“</w:t>
+      </w:r>
+      <w:proofErr w:type="spellStart"/>
+      <w:r>
+        <w:t>haha</w:t>
+      </w:r>
+      <w:proofErr w:type="spellEnd"/>
+      <w:r>
+        <w:t xml:space="preserve"> nerd quest.”</w:t>
       </w:r>
     </w:p>
     <w:p>
@@ -9329,15 +9083,7 @@
       </w:r>
       <w:r>
         <w:br/>
-        <w:t xml:space="preserve">he still believes hobbies and </w:t>
-      </w:r>
-      <w:proofErr w:type="gramStart"/>
-      <w:r>
-        <w:t>interests</w:t>
-      </w:r>
-      <w:proofErr w:type="gramEnd"/>
-      <w:r>
-        <w:t xml:space="preserve"> matter.</w:t>
+        <w:t>he still believes hobbies and interests matter.</w:t>
       </w:r>
     </w:p>
     <w:p>
@@ -9843,15 +9589,7 @@
     </w:p>
     <w:p>
       <w:r>
-        <w:t xml:space="preserve">Right </w:t>
-      </w:r>
-      <w:proofErr w:type="gramStart"/>
-      <w:r>
-        <w:t>now</w:t>
-      </w:r>
-      <w:proofErr w:type="gramEnd"/>
-      <w:r>
-        <w:t xml:space="preserve"> your biggest bottleneck is:</w:t>
+        <w:t>Right now your biggest bottleneck is:</w:t>
       </w:r>
       <w:r>
         <w:br/>
@@ -9955,13 +9693,8 @@
         </w:numPr>
       </w:pPr>
       <w:r>
-        <w:t>military/H.U.N.</w:t>
-      </w:r>
-      <w:proofErr w:type="gramStart"/>
-      <w:r>
-        <w:t>T.R</w:t>
-      </w:r>
-      <w:proofErr w:type="gramEnd"/>
+        <w:t>military/H.U.N.T.R</w:t>
+      </w:r>
     </w:p>
     <w:p>
       <w:pPr>
@@ -10125,15 +9858,7 @@
     </w:p>
     <w:p>
       <w:r>
-        <w:t xml:space="preserve">Right </w:t>
-      </w:r>
-      <w:proofErr w:type="gramStart"/>
-      <w:r>
-        <w:t>now</w:t>
-      </w:r>
-      <w:proofErr w:type="gramEnd"/>
-      <w:r>
-        <w:t xml:space="preserve"> in your intro, the platoon is mostly visual atmosphere. The next step is giving the player a reason to engage with them beyond “military guys running.”</w:t>
+        <w:t>Right now in your intro, the platoon is mostly visual atmosphere. The next step is giving the player a reason to engage with them beyond “military guys running.”</w:t>
       </w:r>
     </w:p>
     <w:p>
@@ -10548,7 +10273,15 @@
       </w:r>
       <w:r>
         <w:br/>
-        <w:t>“I heard you guys fought Aberrants outside the walls.”</w:t>
+        <w:t xml:space="preserve">“I heard you guys fought </w:t>
+      </w:r>
+      <w:proofErr w:type="spellStart"/>
+      <w:r>
+        <w:t>Aberrants</w:t>
+      </w:r>
+      <w:proofErr w:type="spellEnd"/>
+      <w:r>
+        <w:t xml:space="preserve"> outside the walls.”</w:t>
       </w:r>
     </w:p>
     <w:p>
@@ -11310,15 +11043,7 @@
     <w:p>
       <w:r>
         <w:lastRenderedPageBreak/>
-        <w:t xml:space="preserve">The thing with the attack on the final day is that the civilians don't know about it. It should be kept on a </w:t>
-      </w:r>
-      <w:proofErr w:type="gramStart"/>
-      <w:r>
-        <w:t>needs</w:t>
-      </w:r>
-      <w:proofErr w:type="gramEnd"/>
-      <w:r>
-        <w:t xml:space="preserve"> to know basis with the soldiers</w:t>
+        <w:t>The thing with the attack on the final day is that the civilians don't know about it. It should be kept on a needs to know basis with the soldiers</w:t>
       </w:r>
     </w:p>
     <w:p>
@@ -11380,15 +11105,7 @@
     </w:p>
     <w:p>
       <w:r>
-        <w:t xml:space="preserve">unusually intense for what </w:t>
-      </w:r>
-      <w:proofErr w:type="gramStart"/>
-      <w:r>
-        <w:t>civilians</w:t>
-      </w:r>
-      <w:proofErr w:type="gramEnd"/>
-      <w:r>
-        <w:t xml:space="preserve"> think is just defense training.</w:t>
+        <w:t>unusually intense for what civilians think is just defense training.</w:t>
       </w:r>
     </w:p>
     <w:p>
@@ -11419,26 +11136,13 @@
       </w:r>
     </w:p>
     <w:p>
-      <w:proofErr w:type="gramStart"/>
-      <w:r>
-        <w:t>So</w:t>
-      </w:r>
-      <w:proofErr w:type="gramEnd"/>
-      <w:r>
-        <w:t xml:space="preserve"> the platoon section should shift from:</w:t>
-      </w:r>
-    </w:p>
-    <w:p>
-      <w:r>
-        <w:t>“</w:t>
-      </w:r>
-      <w:proofErr w:type="gramStart"/>
-      <w:r>
-        <w:t>community</w:t>
-      </w:r>
-      <w:proofErr w:type="gramEnd"/>
-      <w:r>
-        <w:t xml:space="preserve"> militarization”</w:t>
+      <w:r>
+        <w:t>So the platoon section should shift from:</w:t>
+      </w:r>
+    </w:p>
+    <w:p>
+      <w:r>
+        <w:t>“community militarization”</w:t>
       </w:r>
     </w:p>
     <w:p>
@@ -11448,15 +11152,7 @@
     </w:p>
     <w:p>
       <w:r>
-        <w:t>“</w:t>
-      </w:r>
-      <w:proofErr w:type="gramStart"/>
-      <w:r>
-        <w:t>contained</w:t>
-      </w:r>
-      <w:proofErr w:type="gramEnd"/>
-      <w:r>
-        <w:t xml:space="preserve"> military anxiety leaking into civilian life.”</w:t>
+        <w:t>“contained military anxiety leaking into civilian life.”</w:t>
       </w:r>
     </w:p>
     <w:p>
@@ -12632,15 +12328,15 @@
     </w:p>
     <w:p>
       <w:r>
-        <w:t xml:space="preserve">Could there be a balance between the soldiers keeping the blackout operation to themselves and them still trying to interact with the locals? Part of the reason why i ask this is because earlier on there was an attack and the </w:t>
-      </w:r>
-      <w:proofErr w:type="gramStart"/>
-      <w:r>
-        <w:t>soldiers</w:t>
-      </w:r>
-      <w:proofErr w:type="gramEnd"/>
-      <w:r>
-        <w:t xml:space="preserve"> number have fallen. There are some who want the civilians to be involved so they won't have to lose so many battle buddies they care for. By training some of the locals, altered or not, I do think it adds to the idea that the government isn't just taking over Birkdale like H.U.N.T.R. in Hunter's Pointe, but kind of giving back agency to the people under the false pretense of self-obtained security</w:t>
+        <w:t xml:space="preserve">Could there be a balance between the soldiers keeping the blackout operation to themselves and them still trying to interact with the locals? Part of the reason why </w:t>
+      </w:r>
+      <w:proofErr w:type="spellStart"/>
+      <w:r>
+        <w:t>i</w:t>
+      </w:r>
+      <w:proofErr w:type="spellEnd"/>
+      <w:r>
+        <w:t xml:space="preserve"> ask this is because earlier on there was an attack and the soldiers number have fallen. There are some who want the civilians to be involved so they won't have to lose so many battle buddies they care for. By training some of the locals, altered or not, I do think it adds to the idea that the government isn't just taking over Birkdale like H.U.N.T.R. in Hunter's Pointe, but kind of giving back agency to the people under the false pretense of self-obtained security</w:t>
       </w:r>
     </w:p>
     <w:p>
@@ -12655,28 +12351,12 @@
     </w:p>
     <w:p>
       <w:r>
-        <w:t xml:space="preserve">Right </w:t>
-      </w:r>
-      <w:proofErr w:type="gramStart"/>
-      <w:r>
-        <w:t>now</w:t>
-      </w:r>
-      <w:proofErr w:type="gramEnd"/>
-      <w:r>
-        <w:t xml:space="preserve"> you’re arriving at something much more interesting than:</w:t>
-      </w:r>
-    </w:p>
-    <w:p>
-      <w:r>
-        <w:t>“</w:t>
-      </w:r>
-      <w:proofErr w:type="gramStart"/>
-      <w:r>
-        <w:t>military</w:t>
-      </w:r>
-      <w:proofErr w:type="gramEnd"/>
-      <w:r>
-        <w:t xml:space="preserve"> good” or “military bad.”</w:t>
+        <w:t>Right now you’re arriving at something much more interesting than:</w:t>
+      </w:r>
+    </w:p>
+    <w:p>
+      <w:r>
+        <w:t>“military good” or “military bad.”</w:t>
       </w:r>
     </w:p>
     <w:p>
@@ -12727,13 +12407,8 @@
           <w:numId w:val="102"/>
         </w:numPr>
       </w:pPr>
-      <w:proofErr w:type="gramStart"/>
-      <w:r>
-        <w:t>isn’t</w:t>
-      </w:r>
-      <w:proofErr w:type="gramEnd"/>
-      <w:r>
-        <w:t xml:space="preserve"> enslaving people</w:t>
+      <w:r>
+        <w:t>isn’t enslaving people</w:t>
       </w:r>
     </w:p>
     <w:p>
@@ -12843,13 +12518,8 @@
       </w:r>
     </w:p>
     <w:p>
-      <w:proofErr w:type="gramStart"/>
-      <w:r>
-        <w:t>Otherwise</w:t>
-      </w:r>
-      <w:proofErr w:type="gramEnd"/>
-      <w:r>
-        <w:t xml:space="preserve"> Birkdale risks feeling contradictory:</w:t>
+      <w:r>
+        <w:t>Otherwise Birkdale risks feeling contradictory:</w:t>
       </w:r>
     </w:p>
     <w:p>
@@ -12871,15 +12541,7 @@
         </w:numPr>
       </w:pPr>
       <w:r>
-        <w:t>“</w:t>
-      </w:r>
-      <w:proofErr w:type="gramStart"/>
-      <w:r>
-        <w:t>community</w:t>
-      </w:r>
-      <w:proofErr w:type="gramEnd"/>
-      <w:r>
-        <w:t xml:space="preserve"> driven”</w:t>
+        <w:t>“community driven”</w:t>
       </w:r>
     </w:p>
     <w:p>
@@ -13022,23 +12684,7 @@
           <w:bCs/>
         </w:rPr>
         <w:lastRenderedPageBreak/>
-        <w:t xml:space="preserve">The Soldiers Don’t See Themselves </w:t>
-      </w:r>
-      <w:proofErr w:type="gramStart"/>
-      <w:r>
-        <w:rPr>
-          <w:b/>
-          <w:bCs/>
-        </w:rPr>
-        <w:t>As</w:t>
-      </w:r>
-      <w:proofErr w:type="gramEnd"/>
-      <w:r>
-        <w:rPr>
-          <w:b/>
-          <w:bCs/>
-        </w:rPr>
-        <w:t xml:space="preserve"> Occupiers</w:t>
+        <w:t>The Soldiers Don’t See Themselves As Occupiers</w:t>
       </w:r>
     </w:p>
     <w:p>
@@ -13443,15 +13089,7 @@
     </w:p>
     <w:p>
       <w:r>
-        <w:t>“</w:t>
-      </w:r>
-      <w:proofErr w:type="gramStart"/>
-      <w:r>
-        <w:t>prepare</w:t>
-      </w:r>
-      <w:proofErr w:type="gramEnd"/>
-      <w:r>
-        <w:t xml:space="preserve"> for war”</w:t>
+        <w:t>“prepare for war”</w:t>
       </w:r>
     </w:p>
     <w:p>
@@ -13461,15 +13099,7 @@
     </w:p>
     <w:p>
       <w:r>
-        <w:t>“</w:t>
-      </w:r>
-      <w:proofErr w:type="gramStart"/>
-      <w:r>
-        <w:t>community</w:t>
-      </w:r>
-      <w:proofErr w:type="gramEnd"/>
-      <w:r>
-        <w:t xml:space="preserve"> defense initiatives.”</w:t>
+        <w:t>“community defense initiatives.”</w:t>
       </w:r>
     </w:p>
     <w:p>
@@ -13900,23 +13530,7 @@
           <w:b/>
           <w:bCs/>
         </w:rPr>
-        <w:t xml:space="preserve">Don’t Make </w:t>
-      </w:r>
-      <w:proofErr w:type="gramStart"/>
-      <w:r>
-        <w:rPr>
-          <w:b/>
-          <w:bCs/>
-        </w:rPr>
-        <w:t>The</w:t>
-      </w:r>
-      <w:proofErr w:type="gramEnd"/>
-      <w:r>
-        <w:rPr>
-          <w:b/>
-          <w:bCs/>
-        </w:rPr>
-        <w:t xml:space="preserve"> Civilians Stupid</w:t>
+        <w:t>Don’t Make The Civilians Stupid</w:t>
       </w:r>
     </w:p>
     <w:p>
@@ -14375,13 +13989,8 @@
       </w:r>
     </w:p>
     <w:p>
-      <w:proofErr w:type="gramStart"/>
-      <w:r>
-        <w:t>So</w:t>
-      </w:r>
-      <w:proofErr w:type="gramEnd"/>
-      <w:r>
-        <w:t xml:space="preserve"> his worldview becomes:</w:t>
+      <w:r>
+        <w:t>So his worldview becomes:</w:t>
       </w:r>
     </w:p>
     <w:p>
@@ -14598,7 +14207,15 @@
       </w:r>
       <w:r>
         <w:br/>
-        <w:t>“You think H.U.N.T.R. is gonna stop shooting because your arm hurts?”</w:t>
+        <w:t xml:space="preserve">“You think H.U.N.T.R. is </w:t>
+      </w:r>
+      <w:proofErr w:type="spellStart"/>
+      <w:r>
+        <w:t>gonna</w:t>
+      </w:r>
+      <w:proofErr w:type="spellEnd"/>
+      <w:r>
+        <w:t xml:space="preserve"> stop shooting because your arm hurts?”</w:t>
       </w:r>
     </w:p>
     <w:p>
@@ -14843,13 +14460,8 @@
       </w:r>
     </w:p>
     <w:p>
-      <w:proofErr w:type="gramStart"/>
-      <w:r>
-        <w:t>So</w:t>
-      </w:r>
-      <w:proofErr w:type="gramEnd"/>
-      <w:r>
-        <w:t xml:space="preserve"> while the sergeant prepares for survival,</w:t>
+      <w:r>
+        <w:t>So while the sergeant prepares for survival,</w:t>
       </w:r>
       <w:r>
         <w:br/>
@@ -15581,7 +15193,15 @@
     </w:p>
     <w:p>
       <w:r>
-        <w:t xml:space="preserve">Earlier you mentioned "community defense initiatives". I think that's a phrase that the lieutenant would use in comparison to the sergeant. What would the sergeant, trying to be more real, to the point, and blunt/honest with people call it? What would be other examples of phrasing for"community defense initiatives" that the lieutenant might say? </w:t>
+        <w:t xml:space="preserve">Earlier you mentioned "community defense initiatives". I think that's a phrase that the lieutenant would use in comparison to the sergeant. What would the sergeant, trying to be more real, to the point, and blunt/honest with people call it? What would be other examples of phrasing </w:t>
+      </w:r>
+      <w:proofErr w:type="spellStart"/>
+      <w:r>
+        <w:t>for"community</w:t>
+      </w:r>
+      <w:proofErr w:type="spellEnd"/>
+      <w:r>
+        <w:t xml:space="preserve"> defense initiatives" that the lieutenant might say? </w:t>
       </w:r>
     </w:p>
     <w:p>
@@ -16198,13 +15818,8 @@
       </w:r>
     </w:p>
     <w:p>
-      <w:proofErr w:type="gramStart"/>
-      <w:r>
-        <w:t>So</w:t>
-      </w:r>
-      <w:proofErr w:type="gramEnd"/>
-      <w:r>
-        <w:t xml:space="preserve"> his wording is:</w:t>
+      <w:r>
+        <w:t>So his wording is:</w:t>
       </w:r>
     </w:p>
     <w:p>
@@ -16554,15 +16169,7 @@
       </w:r>
       <w:r>
         <w:br/>
-        <w:t xml:space="preserve">“I think pretending they won’t </w:t>
-      </w:r>
-      <w:proofErr w:type="gramStart"/>
-      <w:r>
-        <w:t>is</w:t>
-      </w:r>
-      <w:proofErr w:type="gramEnd"/>
-      <w:r>
-        <w:t xml:space="preserve"> how mass graves happen.”</w:t>
+        <w:t>“I think pretending they won’t is how mass graves happen.”</w:t>
       </w:r>
     </w:p>
     <w:p>
@@ -16685,26 +16292,13 @@
       </w:r>
     </w:p>
     <w:p>
-      <w:proofErr w:type="gramStart"/>
-      <w:r>
-        <w:t>So</w:t>
-      </w:r>
-      <w:proofErr w:type="gramEnd"/>
-      <w:r>
-        <w:t xml:space="preserve"> phrases like:</w:t>
-      </w:r>
-    </w:p>
-    <w:p>
-      <w:r>
-        <w:t>“</w:t>
-      </w:r>
-      <w:proofErr w:type="gramStart"/>
-      <w:r>
-        <w:t>community</w:t>
-      </w:r>
-      <w:proofErr w:type="gramEnd"/>
-      <w:r>
-        <w:t xml:space="preserve"> resilience”</w:t>
+      <w:r>
+        <w:t>So phrases like:</w:t>
+      </w:r>
+    </w:p>
+    <w:p>
+      <w:r>
+        <w:t>“community resilience”</w:t>
       </w:r>
       <w:r>
         <w:br/>
@@ -16939,15 +16533,45 @@
     <w:p>
       <w:r>
         <w:lastRenderedPageBreak/>
-        <w:t xml:space="preserve">With Camille being seen as a new light of hope for the civilians, I was thinking that there could be an instance where she is asked by the sergeant to hold a rifle and paticiapte in </w:t>
-      </w:r>
-      <w:proofErr w:type="gramStart"/>
-      <w:r>
-        <w:t>there</w:t>
-      </w:r>
-      <w:proofErr w:type="gramEnd"/>
-      <w:r>
-        <w:t xml:space="preserve"> weapon maintence drills by disassmbling and reassembling a rifle extremely quickly. The goal is to have civilians and soldier alike impressed with her skills and even have the sergeant try and recruit her. However, she declines since she's currently with Gaia's Advocates and completing their own mission. I want the scene to act as a means to show her that even something that may seem "normal" to do is interperted as spectacular by others thus bolstering her confidence and contributing to the idea that she can be seen as more than a tool for Gaia's Advocates. Is there a way to better incorperate her and the other members in this scene to better demonstrate this contrast?</w:t>
+        <w:t xml:space="preserve">With Camille being seen as a new light of hope for the civilians, I was thinking that there could be an instance where she is asked by the sergeant to hold a rifle and </w:t>
+      </w:r>
+      <w:r>
+        <w:t>participate</w:t>
+      </w:r>
+      <w:r>
+        <w:t xml:space="preserve"> in there weapon </w:t>
+      </w:r>
+      <w:proofErr w:type="spellStart"/>
+      <w:r>
+        <w:t>maintence</w:t>
+      </w:r>
+      <w:proofErr w:type="spellEnd"/>
+      <w:r>
+        <w:t xml:space="preserve"> drills by </w:t>
+      </w:r>
+      <w:proofErr w:type="spellStart"/>
+      <w:r>
+        <w:t>disassmbling</w:t>
+      </w:r>
+      <w:proofErr w:type="spellEnd"/>
+      <w:r>
+        <w:t xml:space="preserve"> and reassembling a rifle extremely quickly. The goal is to have civilians and soldier alike impressed with her skills and even have the sergeant try and recruit her. However, she declines since she's currently with Gaia's Advocates and completing their own mission. I want the scene to act as a means to show her that even something that may seem "normal" to do is </w:t>
+      </w:r>
+      <w:proofErr w:type="spellStart"/>
+      <w:r>
+        <w:t>interperted</w:t>
+      </w:r>
+      <w:proofErr w:type="spellEnd"/>
+      <w:r>
+        <w:t xml:space="preserve"> as spectacular by others thus bolstering her confidence and contributing to the idea that she can be seen as more than a tool for Gaia's Advocates. Is there a way to better </w:t>
+      </w:r>
+      <w:proofErr w:type="spellStart"/>
+      <w:r>
+        <w:t>incorperate</w:t>
+      </w:r>
+      <w:proofErr w:type="spellEnd"/>
+      <w:r>
+        <w:t xml:space="preserve"> her and the other members in this scene to better demonstrate this contrast?</w:t>
       </w:r>
     </w:p>
     <w:p>
@@ -17243,13 +16867,8 @@
       </w:r>
     </w:p>
     <w:p>
-      <w:proofErr w:type="gramStart"/>
-      <w:r>
-        <w:t>So</w:t>
-      </w:r>
-      <w:proofErr w:type="gramEnd"/>
-      <w:r>
-        <w:t xml:space="preserve"> when </w:t>
+      <w:r>
+        <w:t>So when </w:t>
       </w:r>
       <w:r>
         <w:rPr>
@@ -17274,15 +16893,7 @@
     </w:p>
     <w:p>
       <w:r>
-        <w:t>“</w:t>
-      </w:r>
-      <w:proofErr w:type="gramStart"/>
-      <w:r>
-        <w:t>the</w:t>
-      </w:r>
-      <w:proofErr w:type="gramEnd"/>
-      <w:r>
-        <w:t xml:space="preserve"> harsh realist recognizes her value.”</w:t>
+        <w:t>“the harsh realist recognizes her value.”</w:t>
       </w:r>
     </w:p>
     <w:p>
@@ -17452,15 +17063,7 @@
     </w:p>
     <w:p>
       <w:r>
-        <w:t>“</w:t>
-      </w:r>
-      <w:proofErr w:type="gramStart"/>
-      <w:r>
-        <w:t>you</w:t>
-      </w:r>
-      <w:proofErr w:type="gramEnd"/>
-      <w:r>
-        <w:t xml:space="preserve"> know what you’re looking at”</w:t>
+        <w:t>“you know what you’re looking at”</w:t>
       </w:r>
       <w:r>
         <w:br/>
@@ -18748,15 +18351,23 @@
     </w:p>
     <w:p>
       <w:r>
-        <w:t xml:space="preserve">Now knowing the dynamic of Birkdale as a town, what other possible scenes can I have in the Refugee Center and at the </w:t>
-      </w:r>
-      <w:proofErr w:type="gramStart"/>
-      <w:r>
-        <w:t>Park</w:t>
-      </w:r>
-      <w:proofErr w:type="gramEnd"/>
-      <w:r>
-        <w:t xml:space="preserve"> possibly? For both, as you suggested earlier, I do think the Refugee center should be place where the player sees the effects of H.U.N.T.R. and listens to stories on how some lost their families, no longer have homes, and escaped forced slavery, and the betrayal of neighbors in their community in Hunter's Pointe. I'd like you to expand on that idea. The refugee center will consist of birkdale volunteers, Hunter's Pointe survivors (men, women, and children), soldiers providing security, and possibly an event where rations and medical care is being adminstered giving the player and Gaia's Advocates the chance to help out. Something that I haven't necessarily talked about is that Gaia's Advocates is supposed to represent true hope for the people with Camille essentially at the center of it all. For the park scene, I was thinking families, older people, etc. are enjoying life like it is normal and the player could have the opportunity to talk to people in the park which will give divided perspectives of what is going on like the civilians and soldiers with the exercising platoon and provide the player the moment to get to know their partners better. Please note, that the player can only have one partner at a time, so not all the members of Gaia's Advocates can be in a scene unless it is an important story scene like Gaia's Advocates speaking to Lorraine as she is an important story character</w:t>
+        <w:t xml:space="preserve">Now knowing the dynamic of Birkdale as a town, what other possible scenes can I have in the Refugee Center and at the Park possibly? For both, as you suggested earlier, I do think the Refugee center should be place where the player sees the effects of H.U.N.T.R. and listens to stories on how some lost their families, no longer have homes, and escaped forced slavery, and the betrayal of neighbors in their community in Hunter's Pointe. I'd like you to expand on that idea. The refugee center will consist of </w:t>
+      </w:r>
+      <w:proofErr w:type="spellStart"/>
+      <w:r>
+        <w:t>birkdale</w:t>
+      </w:r>
+      <w:proofErr w:type="spellEnd"/>
+      <w:r>
+        <w:t xml:space="preserve"> volunteers, Hunter's Pointe survivors (men, women, and children), soldiers providing security, and possibly an event where rations and medical care is being </w:t>
+      </w:r>
+      <w:proofErr w:type="spellStart"/>
+      <w:r>
+        <w:t>adminstered</w:t>
+      </w:r>
+      <w:proofErr w:type="spellEnd"/>
+      <w:r>
+        <w:t xml:space="preserve"> giving the player and Gaia's Advocates the chance to help out. Something that I haven't necessarily talked about is that Gaia's Advocates is supposed to represent true hope for the people with Camille essentially at the center of it all. For the park scene, I was thinking families, older people, etc. are enjoying life like it is normal and the player could have the opportunity to talk to people in the park which will give divided perspectives of what is going on like the civilians and soldiers with the exercising platoon and provide the player the moment to get to know their partners better. Please note, that the player can only have one partner at a time, so not all the members of Gaia's Advocates can be in a scene unless it is an important story scene like Gaia's Advocates speaking to Lorraine as she is an important story character</w:t>
       </w:r>
     </w:p>
     <w:p>
@@ -18799,23 +18410,7 @@
           <w:b/>
           <w:bCs/>
         </w:rPr>
-        <w:t xml:space="preserve">Park = the illusion of normalcy people </w:t>
-      </w:r>
-      <w:proofErr w:type="gramStart"/>
-      <w:r>
-        <w:rPr>
-          <w:b/>
-          <w:bCs/>
-        </w:rPr>
-        <w:t>are</w:t>
-      </w:r>
-      <w:proofErr w:type="gramEnd"/>
-      <w:r>
-        <w:rPr>
-          <w:b/>
-          <w:bCs/>
-        </w:rPr>
-        <w:t xml:space="preserve"> fighting to preserve</w:t>
+        <w:t>Park = the illusion of normalcy people are fighting to preserve</w:t>
       </w:r>
       <w:r>
         <w:t xml:space="preserve"> </w:t>
@@ -18921,15 +18516,7 @@
         </w:numPr>
       </w:pPr>
       <w:r>
-        <w:t xml:space="preserve">but </w:t>
-      </w:r>
-      <w:proofErr w:type="gramStart"/>
-      <w:r>
-        <w:t>also</w:t>
-      </w:r>
-      <w:proofErr w:type="gramEnd"/>
-      <w:r>
-        <w:t xml:space="preserve"> resilience </w:t>
+        <w:t xml:space="preserve">but also resilience </w:t>
       </w:r>
     </w:p>
     <w:p>
@@ -19577,23 +19164,7 @@
           <w:b/>
           <w:bCs/>
         </w:rPr>
-        <w:t xml:space="preserve">Camille-Specific Scene — “You’re Different </w:t>
-      </w:r>
-      <w:proofErr w:type="gramStart"/>
-      <w:r>
-        <w:rPr>
-          <w:b/>
-          <w:bCs/>
-        </w:rPr>
-        <w:t>From</w:t>
-      </w:r>
-      <w:proofErr w:type="gramEnd"/>
-      <w:r>
-        <w:rPr>
-          <w:b/>
-          <w:bCs/>
-        </w:rPr>
-        <w:t xml:space="preserve"> the Soldiers”</w:t>
+        <w:t>Camille-Specific Scene — “You’re Different From the Soldiers”</w:t>
       </w:r>
     </w:p>
     <w:p>
@@ -21148,19 +20719,27 @@
     </w:p>
     <w:p>
       <w:r>
-        <w:t xml:space="preserve">Some clarification, Bruno is not a selectable partner for the player, but a guide, and will always be there to add some nuance to the various situations the player will be in since he lives in the area. I do think having him be a communal person works well. The partners that the player can choose from are Camille, Lowen, Julian (Silas), and Alistair. Also, Lowen is not a selectable character on Day 1 since he is too drunk to accompany the player after the arm-wrestling scene. Alistair is also more of a realist, but primarily negative in his town, you have a good grasp on Camille, Julian is much more interested with technology and tinkering with things than people as he suffers from a split personality that has become much more stronger after the Wings of Icarus event, and Lowen (being a double agent for H.U.N.T.R and Gaia's Adovcate) should be </w:t>
+        <w:t xml:space="preserve">Some clarification, Bruno is not a selectable partner for the player, but a guide, and will always be there to add some nuance to the various situations the player will be in since he lives in the area. I do think having him be a communal person works well. The partners that the player can choose from are Camille, Lowen, Julian (Silas), and Alistair. Also, Lowen is not a selectable character on Day 1 since he is too drunk to accompany the player after the arm-wrestling scene. Alistair is also more of a realist, but primarily negative in his town, you have a good grasp on Camille, Julian is much more interested with technology and tinkering with things than people as he suffers from a split personality that has become much more stronger after the Wings of Icarus event, and Lowen (being a double agent for H.U.N.T.R and Gaia's </w:t>
+      </w:r>
+      <w:proofErr w:type="spellStart"/>
+      <w:r>
+        <w:t>Adovcate</w:t>
+      </w:r>
+      <w:proofErr w:type="spellEnd"/>
+      <w:r>
+        <w:t xml:space="preserve">) should be </w:t>
       </w:r>
       <w:r>
         <w:lastRenderedPageBreak/>
-        <w:t xml:space="preserve">conflicted for reasons unknown to the player if these areas are visted in Day 2. Please use this information to add more context for the </w:t>
-      </w:r>
-      <w:proofErr w:type="gramStart"/>
-      <w:r>
-        <w:t>Park</w:t>
-      </w:r>
-      <w:proofErr w:type="gramEnd"/>
-      <w:r>
-        <w:t xml:space="preserve"> and Refugee center.</w:t>
+        <w:t xml:space="preserve">conflicted for reasons unknown to the player if these areas are </w:t>
+      </w:r>
+      <w:proofErr w:type="spellStart"/>
+      <w:r>
+        <w:t>visted</w:t>
+      </w:r>
+      <w:proofErr w:type="spellEnd"/>
+      <w:r>
+        <w:t xml:space="preserve"> in Day 2. Please use this information to add more context for the Park and Refugee center.</w:t>
       </w:r>
     </w:p>
     <w:p>
@@ -21567,28 +21146,12 @@
     </w:p>
     <w:p>
       <w:r>
-        <w:t xml:space="preserve">The </w:t>
-      </w:r>
-      <w:proofErr w:type="gramStart"/>
-      <w:r>
-        <w:t>adults</w:t>
-      </w:r>
-      <w:proofErr w:type="gramEnd"/>
-      <w:r>
-        <w:t xml:space="preserve"> notice.</w:t>
-      </w:r>
-    </w:p>
-    <w:p>
-      <w:r>
-        <w:t xml:space="preserve">One refugee </w:t>
-      </w:r>
-      <w:proofErr w:type="gramStart"/>
-      <w:r>
-        <w:t>whispers</w:t>
-      </w:r>
-      <w:proofErr w:type="gramEnd"/>
-      <w:r>
-        <w:t>:</w:t>
+        <w:t>The adults notice.</w:t>
+      </w:r>
+    </w:p>
+    <w:p>
+      <w:r>
+        <w:t>One refugee whispers:</w:t>
       </w:r>
     </w:p>
     <w:p>
@@ -21735,15 +21298,7 @@
       </w:pPr>
       <w:r>
         <w:lastRenderedPageBreak/>
-        <w:t xml:space="preserve">“Can you tell the kids things will </w:t>
-      </w:r>
-      <w:proofErr w:type="gramStart"/>
-      <w:r>
-        <w:t>be</w:t>
-      </w:r>
-      <w:proofErr w:type="gramEnd"/>
-      <w:r>
-        <w:t xml:space="preserve"> okay?” </w:t>
+        <w:t xml:space="preserve">“Can you tell the kids things will be okay?” </w:t>
       </w:r>
     </w:p>
     <w:p>
@@ -21892,23 +21447,7 @@
           <w:b/>
           <w:bCs/>
         </w:rPr>
-        <w:t xml:space="preserve">Alistair’s Dynamic </w:t>
-      </w:r>
-      <w:proofErr w:type="gramStart"/>
-      <w:r>
-        <w:rPr>
-          <w:b/>
-          <w:bCs/>
-        </w:rPr>
-        <w:t>With</w:t>
-      </w:r>
-      <w:proofErr w:type="gramEnd"/>
-      <w:r>
-        <w:rPr>
-          <w:b/>
-          <w:bCs/>
-        </w:rPr>
-        <w:t xml:space="preserve"> Bruno</w:t>
+        <w:t>Alistair’s Dynamic With Bruno</w:t>
       </w:r>
     </w:p>
     <w:p>
@@ -22321,15 +21860,7 @@
     </w:p>
     <w:p>
       <w:r>
-        <w:t xml:space="preserve">For a </w:t>
-      </w:r>
-      <w:proofErr w:type="gramStart"/>
-      <w:r>
-        <w:t>second</w:t>
-      </w:r>
-      <w:proofErr w:type="gramEnd"/>
-      <w:r>
-        <w:t xml:space="preserve"> he almost seems confused by gratitude.</w:t>
+        <w:t>For a second he almost seems confused by gratitude.</w:t>
       </w:r>
     </w:p>
     <w:p>
@@ -22370,23 +21901,7 @@
           <w:b/>
           <w:bCs/>
         </w:rPr>
-        <w:t xml:space="preserve">Bruno’s Role </w:t>
-      </w:r>
-      <w:proofErr w:type="gramStart"/>
-      <w:r>
-        <w:rPr>
-          <w:b/>
-          <w:bCs/>
-        </w:rPr>
-        <w:t>With</w:t>
-      </w:r>
-      <w:proofErr w:type="gramEnd"/>
-      <w:r>
-        <w:rPr>
-          <w:b/>
-          <w:bCs/>
-        </w:rPr>
-        <w:t xml:space="preserve"> Julian</w:t>
+        <w:t>Bruno’s Role With Julian</w:t>
       </w:r>
     </w:p>
     <w:p>
@@ -22777,23 +22292,7 @@
           <w:b/>
           <w:bCs/>
         </w:rPr>
-        <w:t xml:space="preserve">CAMILLE IN THE PARK — “Learning How </w:t>
-      </w:r>
-      <w:proofErr w:type="gramStart"/>
-      <w:r>
-        <w:rPr>
-          <w:b/>
-          <w:bCs/>
-        </w:rPr>
-        <w:t>To</w:t>
-      </w:r>
-      <w:proofErr w:type="gramEnd"/>
-      <w:r>
-        <w:rPr>
-          <w:b/>
-          <w:bCs/>
-        </w:rPr>
-        <w:t xml:space="preserve"> Exist”</w:t>
+        <w:t>CAMILLE IN THE PARK — “Learning How To Exist”</w:t>
       </w:r>
     </w:p>
     <w:p>
@@ -23353,7 +22852,15 @@
     </w:p>
     <w:p>
       <w:r>
-        <w:t>Also, Camille has a special cloak clasp that all of the townspeople both in Birkdale and in Hunter's Pointe recognise because she won it in the arm-wrestling game scene, but because it previously belonged to Ronan. It acts as the catalyst for people to trust her and Gaia's Advocates in any scene she's in</w:t>
+        <w:t xml:space="preserve">Also, Camille has a special cloak clasp that all of the townspeople both in Birkdale and in Hunter's Pointe </w:t>
+      </w:r>
+      <w:proofErr w:type="spellStart"/>
+      <w:r>
+        <w:t>recognise</w:t>
+      </w:r>
+      <w:proofErr w:type="spellEnd"/>
+      <w:r>
+        <w:t xml:space="preserve"> because she won it in the arm-wrestling game scene, but because it previously belonged to Ronan. It acts as the catalyst for people to trust her and Gaia's Advocates in any scene she's in</w:t>
       </w:r>
     </w:p>
     <w:p>
@@ -23469,13 +22976,8 @@
       </w:r>
     </w:p>
     <w:p>
-      <w:proofErr w:type="gramStart"/>
-      <w:r>
-        <w:t>So</w:t>
-      </w:r>
-      <w:proofErr w:type="gramEnd"/>
-      <w:r>
-        <w:t xml:space="preserve"> when Camille wears the clasp, people subconsciously project those emotions onto her.</w:t>
+      <w:r>
+        <w:t>So when Camille wears the clasp, people subconsciously project those emotions onto her.</w:t>
       </w:r>
     </w:p>
     <w:p>
@@ -23633,23 +23135,7 @@
           <w:b/>
           <w:bCs/>
         </w:rPr>
-        <w:t>“</w:t>
-      </w:r>
-      <w:proofErr w:type="gramStart"/>
-      <w:r>
-        <w:rPr>
-          <w:b/>
-          <w:bCs/>
-        </w:rPr>
-        <w:t>the</w:t>
-      </w:r>
-      <w:proofErr w:type="gramEnd"/>
-      <w:r>
-        <w:rPr>
-          <w:b/>
-          <w:bCs/>
-        </w:rPr>
-        <w:t xml:space="preserve"> memory of the world before hatred consumed it.”</w:t>
+        <w:t>“the memory of the world before hatred consumed it.”</w:t>
       </w:r>
     </w:p>
     <w:p>
@@ -24224,14 +23710,9 @@
       </w:r>
     </w:p>
     <w:p>
-      <w:proofErr w:type="gramStart"/>
       <w:r>
         <w:lastRenderedPageBreak/>
-        <w:t>So</w:t>
-      </w:r>
-      <w:proofErr w:type="gramEnd"/>
-      <w:r>
-        <w:t xml:space="preserve"> reactions become more complicated.</w:t>
+        <w:t>So reactions become more complicated.</w:t>
       </w:r>
     </w:p>
     <w:p>
@@ -24743,27 +24224,27 @@
     </w:p>
     <w:p>
       <w:r>
-        <w:t xml:space="preserve">The gooner pokemon battle is expect to be an event that occurs on Day 2 in the park. To better explain what it is, Camille, slowly becoming the symbol of hope for the people of birkdale, begins getting male fans after hearing how she won the Arm-wrestling competition and winning the cloak clasp. These male fans essentially begin fighting each other for a chance to get </w:t>
-      </w:r>
-      <w:proofErr w:type="gramStart"/>
-      <w:r>
-        <w:t>an</w:t>
-      </w:r>
-      <w:proofErr w:type="gramEnd"/>
-      <w:r>
-        <w:t xml:space="preserve"> prize from Camille with the undertone being a kiss to more intimate acts. The player and Camille essentially have them fight each other, reminiscent of Pokémon battles: attack, special move, and defend. After about 3 rounds of this, an obese contender enters as competition, the player selects 2 previous male fans to fight at once, and when the first battle phase is complete the obese contender reveals he is altered, laments how he should easily be chosen since he was </w:t>
+        <w:t xml:space="preserve">The gooner </w:t>
+      </w:r>
+      <w:proofErr w:type="spellStart"/>
+      <w:r>
+        <w:t>pokemon</w:t>
+      </w:r>
+      <w:proofErr w:type="spellEnd"/>
+      <w:r>
+        <w:t xml:space="preserve"> battle is expect to be an event that occurs on Day 2 in the park. To better explain what it is, Camille, slowly becoming the symbol of hope for the people of </w:t>
+      </w:r>
+      <w:proofErr w:type="spellStart"/>
+      <w:r>
+        <w:t>birkdale</w:t>
+      </w:r>
+      <w:proofErr w:type="spellEnd"/>
+      <w:r>
+        <w:t xml:space="preserve">, begins getting male fans after hearing how she won the Arm-wrestling competition and winning the cloak clasp. These male fans essentially begin fighting each other for a chance to get an prize from Camille with the undertone being a kiss to more intimate acts. The player and Camille essentially have them fight each other, reminiscent of Pokémon battles: attack, special move, and defend. After about 3 rounds of this, an obese contender enters as competition, the player selects 2 previous male fans to fight at once, and when the first battle phase is complete the obese contender reveals he is altered, laments how he should easily be chosen since he was </w:t>
       </w:r>
       <w:r>
         <w:lastRenderedPageBreak/>
-        <w:t xml:space="preserve">a popular streamer before the Wings of Icarus event, and transforms losing a significant amount of weight. The younger sibling of this character is the one who the player could complete the side quest for in hopes of getting their sibling to return to normal. That side quest </w:t>
-      </w:r>
-      <w:proofErr w:type="gramStart"/>
-      <w:r>
-        <w:t>consist</w:t>
-      </w:r>
-      <w:proofErr w:type="gramEnd"/>
-      <w:r>
-        <w:t xml:space="preserve"> of the player purchasing a graphics card at the electronic shop and giving it to the young boy/girl in the park as they carry a box of computer parts. What ends up happening is that the younger sibling grows frustrated with their older sibling who has lost sight of themselves and destroys the graphics card out of spite. How can I make this special event, which will have all of Gaia's Advocates members present 9Camille, Lowen, Alistair, and Julian) entertaining and more impactful overall?</w:t>
+        <w:t>a popular streamer before the Wings of Icarus event, and transforms losing a significant amount of weight. The younger sibling of this character is the one who the player could complete the side quest for in hopes of getting their sibling to return to normal. That side quest consist of the player purchasing a graphics card at the electronic shop and giving it to the young boy/girl in the park as they carry a box of computer parts. What ends up happening is that the younger sibling grows frustrated with their older sibling who has lost sight of themselves and destroys the graphics card out of spite. How can I make this special event, which will have all of Gaia's Advocates members present 9Camille, Lowen, Alistair, and Julian) entertaining and more impactful overall?</w:t>
       </w:r>
     </w:p>
     <w:p>
@@ -24839,15 +24320,7 @@
     </w:p>
     <w:p>
       <w:r>
-        <w:t xml:space="preserve">Right </w:t>
-      </w:r>
-      <w:proofErr w:type="gramStart"/>
-      <w:r>
-        <w:t>now</w:t>
-      </w:r>
-      <w:proofErr w:type="gramEnd"/>
-      <w:r>
-        <w:t xml:space="preserve"> the biggest risk is tonal whiplash. The solution is not removing the comedy — it’s making sure the comedy gradually reveals something sadder underneath.</w:t>
+        <w:t>Right now the biggest risk is tonal whiplash. The solution is not removing the comedy — it’s making sure the comedy gradually reveals something sadder underneath.</w:t>
       </w:r>
     </w:p>
     <w:p>
@@ -25016,15 +24489,7 @@
     </w:p>
     <w:p>
       <w:r>
-        <w:t>“</w:t>
-      </w:r>
-      <w:proofErr w:type="gramStart"/>
-      <w:r>
-        <w:t>people</w:t>
-      </w:r>
-      <w:proofErr w:type="gramEnd"/>
-      <w:r>
-        <w:t xml:space="preserve"> trying to pretend life is normal.”</w:t>
+        <w:t>“people trying to pretend life is normal.”</w:t>
       </w:r>
     </w:p>
     <w:p>
@@ -25229,23 +24694,7 @@
           <w:b/>
           <w:bCs/>
         </w:rPr>
-        <w:t xml:space="preserve">Camille Should NOT Encourage </w:t>
-      </w:r>
-      <w:proofErr w:type="gramStart"/>
-      <w:r>
-        <w:rPr>
-          <w:b/>
-          <w:bCs/>
-        </w:rPr>
-        <w:t>The</w:t>
-      </w:r>
-      <w:proofErr w:type="gramEnd"/>
-      <w:r>
-        <w:rPr>
-          <w:b/>
-          <w:bCs/>
-        </w:rPr>
-        <w:t xml:space="preserve"> Sexual Undertones</w:t>
+        <w:t>Camille Should NOT Encourage The Sexual Undertones</w:t>
       </w:r>
     </w:p>
     <w:p>
@@ -25612,15 +25061,7 @@
         </w:numPr>
       </w:pPr>
       <w:r>
-        <w:t>“</w:t>
-      </w:r>
-      <w:proofErr w:type="gramStart"/>
-      <w:r>
-        <w:t>special</w:t>
-      </w:r>
-      <w:proofErr w:type="gramEnd"/>
-      <w:r>
-        <w:t xml:space="preserve"> techniques” </w:t>
+        <w:t xml:space="preserve">“special techniques” </w:t>
       </w:r>
     </w:p>
     <w:p>
@@ -25841,15 +25282,7 @@
     </w:p>
     <w:p>
       <w:r>
-        <w:t xml:space="preserve">At </w:t>
-      </w:r>
-      <w:proofErr w:type="gramStart"/>
-      <w:r>
-        <w:t>first</w:t>
-      </w:r>
-      <w:proofErr w:type="gramEnd"/>
-      <w:r>
-        <w:t xml:space="preserve"> it’s funny.</w:t>
+        <w:t>At first it’s funny.</w:t>
       </w:r>
     </w:p>
     <w:p>
@@ -26014,23 +25447,7 @@
           <w:b/>
           <w:bCs/>
         </w:rPr>
-        <w:t xml:space="preserve">JULIAN — “Treating It Like </w:t>
-      </w:r>
-      <w:proofErr w:type="gramStart"/>
-      <w:r>
-        <w:rPr>
-          <w:b/>
-          <w:bCs/>
-        </w:rPr>
-        <w:t>A</w:t>
-      </w:r>
-      <w:proofErr w:type="gramEnd"/>
-      <w:r>
-        <w:rPr>
-          <w:b/>
-          <w:bCs/>
-        </w:rPr>
-        <w:t xml:space="preserve"> System”</w:t>
+        <w:t>JULIAN — “Treating It Like A System”</w:t>
       </w:r>
     </w:p>
     <w:p>
@@ -26662,13 +26079,8 @@
       </w:r>
     </w:p>
     <w:p>
-      <w:proofErr w:type="gramStart"/>
-      <w:r>
-        <w:t>So</w:t>
-      </w:r>
-      <w:proofErr w:type="gramEnd"/>
-      <w:r>
-        <w:t xml:space="preserve"> the younger sibling destroys the graphics card because:</w:t>
+      <w:r>
+        <w:t>So the younger sibling destroys the graphics card because:</w:t>
       </w:r>
     </w:p>
     <w:p>
@@ -26984,11 +26396,11 @@
       <w:r>
         <w:t>“</w:t>
       </w:r>
-      <w:proofErr w:type="gramStart"/>
+      <w:proofErr w:type="spellStart"/>
       <w:r>
         <w:t>haha</w:t>
       </w:r>
-      <w:proofErr w:type="gramEnd"/>
+      <w:proofErr w:type="spellEnd"/>
       <w:r>
         <w:t xml:space="preserve"> fat guy transforms.”</w:t>
       </w:r>
@@ -27145,7 +26557,7 @@
 </file>
 
 <file path=word/numbering.xml><?xml version="1.0" encoding="utf-8"?>
-<w:numbering xmlns:wpc="http://schemas.microsoft.com/office/word/2010/wordprocessingCanvas" xmlns:cx="http://schemas.microsoft.com/office/drawing/2014/chartex" xmlns:cx1="http://schemas.microsoft.com/office/drawing/2015/9/8/chartex" xmlns:cx2="http://schemas.microsoft.com/office/drawing/2015/10/21/chartex" xmlns:cx3="http://schemas.microsoft.com/office/drawing/2016/5/9/chartex" xmlns:cx4="http://schemas.microsoft.com/office/drawing/2016/5/10/chartex" xmlns:cx5="http://schemas.microsoft.com/office/drawing/2016/5/11/chartex" xmlns:cx6="http://schemas.microsoft.com/office/drawing/2016/5/12/chartex" xmlns:cx7="http://schemas.microsoft.com/office/drawing/2016/5/13/chartex" xmlns:cx8="http://schemas.microsoft.com/office/drawing/2016/5/14/chartex" xmlns:mc="http://schemas.openxmlformats.org/markup-compatibility/2006" xmlns:aink="http://schemas.microsoft.com/office/drawing/2016/ink" xmlns:am3d="http://schemas.microsoft.com/office/drawing/2017/model3d" xmlns:o="urn:schemas-microsoft-com:office:office" xmlns:oel="http://schemas.microsoft.com/office/2019/extlst" xmlns:r="http://schemas.openxmlformats.org/officeDocument/2006/relationships" xmlns:m="http://schemas.openxmlformats.org/officeDocument/2006/math" xmlns:v="urn:schemas-microsoft-com:vml" xmlns:wp14="http://schemas.microsoft.com/office/word/2010/wordprocessingDrawing" xmlns:wp="http://schemas.openxmlformats.org/drawingml/2006/wordprocessingDrawing" xmlns:w10="urn:schemas-microsoft-com:office:word" xmlns:w="http://schemas.openxmlformats.org/wordprocessingml/2006/main" xmlns:w14="http://schemas.microsoft.com/office/word/2010/wordml" xmlns:w15="http://schemas.microsoft.com/office/word/2012/wordml" xmlns:w16cex="http://schemas.microsoft.com/office/word/2018/wordml/cex" xmlns:w16cid="http://schemas.microsoft.com/office/word/2016/wordml/cid" xmlns:w16="http://schemas.microsoft.com/office/word/2018/wordml" xmlns:w16du="http://schemas.microsoft.com/office/word/2023/wordml/word16du" xmlns:w16sdtdh="http://schemas.microsoft.com/office/word/2020/wordml/sdtdatahash" xmlns:w16sdtfl="http://schemas.microsoft.com/office/word/2024/wordml/sdtformatlock" xmlns:w16se="http://schemas.microsoft.com/office/word/2015/wordml/symex" xmlns:wpg="http://schemas.microsoft.com/office/word/2010/wordprocessingGroup" xmlns:wpi="http://schemas.microsoft.com/office/word/2010/wordprocessingInk" xmlns:wne="http://schemas.microsoft.com/office/word/2006/wordml" xmlns:wps="http://schemas.microsoft.com/office/word/2010/wordprocessingShape" mc:Ignorable="w14 w15 w16se w16cid w16 w16cex w16sdtdh w16sdtfl w16du wp14">
+<w:numbering xmlns:wpc="http://schemas.microsoft.com/office/word/2010/wordprocessingCanvas" xmlns:cx="http://schemas.microsoft.com/office/drawing/2014/chartex" xmlns:cx1="http://schemas.microsoft.com/office/drawing/2015/9/8/chartex" xmlns:cx2="http://schemas.microsoft.com/office/drawing/2015/10/21/chartex" xmlns:cx3="http://schemas.microsoft.com/office/drawing/2016/5/9/chartex" xmlns:cx4="http://schemas.microsoft.com/office/drawing/2016/5/10/chartex" xmlns:cx5="http://schemas.microsoft.com/office/drawing/2016/5/11/chartex" xmlns:cx6="http://schemas.microsoft.com/office/drawing/2016/5/12/chartex" xmlns:cx7="http://schemas.microsoft.com/office/drawing/2016/5/13/chartex" xmlns:cx8="http://schemas.microsoft.com/office/drawing/2016/5/14/chartex" xmlns:mc="http://schemas.openxmlformats.org/markup-compatibility/2006" xmlns:aink="http://schemas.microsoft.com/office/drawing/2016/ink" xmlns:am3d="http://schemas.microsoft.com/office/drawing/2017/model3d" xmlns:o="urn:schemas-microsoft-com:office:office" xmlns:oel="http://schemas.microsoft.com/office/2019/extlst" xmlns:r="http://schemas.openxmlformats.org/officeDocument/2006/relationships" xmlns:m="http://schemas.openxmlformats.org/officeDocument/2006/math" xmlns:v="urn:schemas-microsoft-com:vml" xmlns:wp14="http://schemas.microsoft.com/office/word/2010/wordprocessingDrawing" xmlns:wp="http://schemas.openxmlformats.org/drawingml/2006/wordprocessingDrawing" xmlns:w10="urn:schemas-microsoft-com:office:word" xmlns:w="http://schemas.openxmlformats.org/wordprocessingml/2006/main" xmlns:w14="http://schemas.microsoft.com/office/word/2010/wordml" xmlns:w15="http://schemas.microsoft.com/office/word/2012/wordml" xmlns:w16cei="http://schemas.microsoft.com/office/word/2026/wordml/cei" xmlns:w16cex="http://schemas.microsoft.com/office/word/2018/wordml/cex" xmlns:w16cid="http://schemas.microsoft.com/office/word/2016/wordml/cid" xmlns:w16="http://schemas.microsoft.com/office/word/2018/wordml" xmlns:w16du="http://schemas.microsoft.com/office/word/2023/wordml/word16du" xmlns:w16sdtdh="http://schemas.microsoft.com/office/word/2020/wordml/sdtdatahash" xmlns:w16sdtfl="http://schemas.microsoft.com/office/word/2024/wordml/sdtformatlock" xmlns:w16se="http://schemas.microsoft.com/office/word/2015/wordml/symex" xmlns:wpg="http://schemas.microsoft.com/office/word/2010/wordprocessingGroup" xmlns:wpi="http://schemas.microsoft.com/office/word/2010/wordprocessingInk" xmlns:wne="http://schemas.microsoft.com/office/word/2006/wordml" xmlns:wps="http://schemas.microsoft.com/office/word/2010/wordprocessingShape" mc:Ignorable="w14 w15 w16se w16cid w16 w16cex w16sdtdh w16sdtfl w16du wp14">
   <w:abstractNum w:abstractNumId="0" w15:restartNumberingAfterBreak="0">
     <w:nsid w:val="00254063"/>
     <w:multiLevelType w:val="multilevel"/>
